--- a/Ausgabe/Klasse_7/02_Repraesentation_von_Daten/09_Lernkontrollen.docx
+++ b/Ausgabe/Klasse_7/02_Repraesentation_von_Daten/09_Lernkontrollen.docx
@@ -961,7 +961,7 @@
       <w:rPr>
         <w:sz w:val="16"/>
       </w:rPr>
-      <w:t>Unterrichtsmaterial Oberschule Sachsen · Version v0.4.0-341-g0b15cca-dirty · Build 17.08.2026</w:t>
+      <w:t>Unterrichtsmaterial Oberschule Sachsen · Version v0.4.0-356-g3db0967-dirty · Build 17.08.2026</w:t>
     </w:r>
   </w:p>
 </w:ftr>

--- a/Ausgabe/Klasse_7/02_Repraesentation_von_Daten/09_Lernkontrollen.docx
+++ b/Ausgabe/Klasse_7/02_Repraesentation_von_Daten/09_Lernkontrollen.docx
@@ -126,13 +126,13 @@
         <w:t xml:space="preserve">30 Punkte</w:t>
       </w:r>
     </w:p>
-    <w:bookmarkStart w:id="20" w:name="aufgabe-1-information-und-daten-6-punkte"/>
+    <w:bookmarkStart w:id="20" w:name="aufgabe-1-information-und-daten-5-punkte"/>
     <w:p>
       <w:pPr>
         <w:pStyle w:val="Heading2"/>
       </w:pPr>
       <w:r>
-        <w:t xml:space="preserve">Aufgabe 1 – Information und Daten (6 Punkte)</w:t>
+        <w:t xml:space="preserve">Aufgabe 1 – Information und Daten (5 Punkte)</w:t>
       </w:r>
     </w:p>
     <w:p>
@@ -200,17 +200,17 @@
         <w:t xml:space="preserve"> </w:t>
       </w:r>
       <w:r>
-        <w:t xml:space="preserve">steht allein auf einem Zettel. Nenne zwei verschiedene Kontexte, in denen daraus unterschiedliche Informationen werden. (3 P)</w:t>
+        <w:t xml:space="preserve">steht allein auf einem Zettel. Nenne zwei verschiedene Kontexte, in denen daraus unterschiedliche Informationen werden. (2 P)</w:t>
       </w:r>
     </w:p>
     <w:bookmarkEnd w:id="20"/>
-    <w:bookmarkStart w:id="21" w:name="aufgabe-2-darstellungsformen-5-punkte"/>
+    <w:bookmarkStart w:id="21" w:name="Xfe21d8805844e48c60de8b63c41b5a1aa92ee7a"/>
     <w:p>
       <w:pPr>
         <w:pStyle w:val="Heading2"/>
       </w:pPr>
       <w:r>
-        <w:t xml:space="preserve">Aufgabe 2 – Darstellungsformen (5 Punkte)</w:t>
+        <w:t xml:space="preserve">Aufgabe 2 – Darstellungsformen und Softwareauswahl (5 Punkte)</w:t>
       </w:r>
     </w:p>
     <w:p>
@@ -218,7 +218,7 @@
         <w:pStyle w:val="FirstParagraph"/>
       </w:pPr>
       <w:r>
-        <w:t xml:space="preserve">Wähle jeweils eine geeignete Darstellungsform und begründe kurz:</w:t>
+        <w:t xml:space="preserve">Wähle jeweils eine geeignete Darstellungsform oder Softwareart und begründe kurz:</w:t>
       </w:r>
     </w:p>
     <w:p>
@@ -230,7 +230,7 @@
         <w:pStyle w:val="Compact"/>
       </w:pPr>
       <w:r>
-        <w:t xml:space="preserve">Entwicklung der Temperatur über sieben Tage. (2 P)</w:t>
+        <w:t xml:space="preserve">Entwicklung der Temperatur über sieben Tage. (1 P)</w:t>
       </w:r>
     </w:p>
     <w:p>
@@ -242,7 +242,7 @@
         <w:pStyle w:val="Compact"/>
       </w:pPr>
       <w:r>
-        <w:t xml:space="preserve">genauer Stundenplan einer Klasse. (2 P)</w:t>
+        <w:t xml:space="preserve">genauer Stundenplan einer Klasse. (1 P)</w:t>
       </w:r>
     </w:p>
     <w:p>
@@ -254,17 +254,104 @@
         <w:pStyle w:val="Compact"/>
       </w:pPr>
       <w:r>
+        <w:t xml:space="preserve">Auswertung einer Klassenumfrage mit vielen Zahlenwerten. (1 P)</w:t>
+      </w:r>
+    </w:p>
+    <w:p>
+      <w:pPr>
+        <w:numPr>
+          <w:ilvl w:val="0"/>
+          <w:numId w:val="1002"/>
+        </w:numPr>
+        <w:pStyle w:val="Compact"/>
+      </w:pPr>
+      <w:r>
+        <w:t xml:space="preserve">kurzer Erklärfilm mit Bild und Ton. (1 P)</w:t>
+      </w:r>
+    </w:p>
+    <w:p>
+      <w:pPr>
+        <w:numPr>
+          <w:ilvl w:val="0"/>
+          <w:numId w:val="1002"/>
+        </w:numPr>
+        <w:pStyle w:val="Compact"/>
+      </w:pPr>
+      <w:r>
         <w:t xml:space="preserve">Nenne einen Nachteil, wenn eine wichtige Information ausschließlich als Bild angeboten wird. (1 P)</w:t>
       </w:r>
     </w:p>
     <w:bookmarkEnd w:id="21"/>
-    <w:bookmarkStart w:id="22" w:name="aufgabe-3-objekte-und-attribute-7-punkte"/>
+    <w:bookmarkStart w:id="22" w:name="Xd2045f70b2ebd3abc931d51bffe637559e99673"/>
     <w:p>
       <w:pPr>
         <w:pStyle w:val="Heading2"/>
       </w:pPr>
       <w:r>
-        <w:t xml:space="preserve">Aufgabe 3 – Objekte und Attribute (7 Punkte)</w:t>
+        <w:t xml:space="preserve">Aufgabe 3 – Inhalt, Design und Automatisierung (5 Punkte)</w:t>
+      </w:r>
+    </w:p>
+    <w:p>
+      <w:pPr>
+        <w:numPr>
+          <w:ilvl w:val="0"/>
+          <w:numId w:val="1003"/>
+        </w:numPr>
+        <w:pStyle w:val="Compact"/>
+      </w:pPr>
+      <w:r>
+        <w:t xml:space="preserve">Ordne zu:</w:t>
+      </w:r>
+      <w:r>
+        <w:t xml:space="preserve"> </w:t>
+      </w:r>
+      <w:r>
+        <w:rPr>
+          <w:bCs/>
+          <w:b/>
+        </w:rPr>
+        <w:t xml:space="preserve">Inhalt</w:t>
+      </w:r>
+      <w:r>
+        <w:t xml:space="preserve"> </w:t>
+      </w:r>
+      <w:r>
+        <w:t xml:space="preserve">oder</w:t>
+      </w:r>
+      <w:r>
+        <w:t xml:space="preserve"> </w:t>
+      </w:r>
+      <w:r>
+        <w:rPr>
+          <w:bCs/>
+          <w:b/>
+        </w:rPr>
+        <w:t xml:space="preserve">Design/Gestaltung</w:t>
+      </w:r>
+      <w:r>
+        <w:t xml:space="preserve">: Überschrift, Schriftgröße, Aussage „Beginn: 15 Uhr“, Hintergrundfarbe. (2 P)</w:t>
+      </w:r>
+    </w:p>
+    <w:p>
+      <w:pPr>
+        <w:numPr>
+          <w:ilvl w:val="0"/>
+          <w:numId w:val="1003"/>
+        </w:numPr>
+        <w:pStyle w:val="Compact"/>
+      </w:pPr>
+      <w:r>
+        <w:t xml:space="preserve">Nenne eine automatische Funktion einer Anwendersoftware und beschreibe nach dem Schema Eingabe → Verarbeitung → Ergebnis, was automatisiert wird. (3 P)</w:t>
+      </w:r>
+    </w:p>
+    <w:bookmarkEnd w:id="22"/>
+    <w:bookmarkStart w:id="23" w:name="X82f3e037f2e2e814bb183cfb39024d4237495c8"/>
+    <w:p>
+      <w:pPr>
+        <w:pStyle w:val="Heading2"/>
+      </w:pPr>
+      <w:r>
+        <w:t xml:space="preserve">Aufgabe 4 – Objekte, Attribute, Klassen und Methoden (7 Punkte)</w:t>
       </w:r>
     </w:p>
     <w:p>
@@ -308,7 +395,7 @@
       <w:pPr>
         <w:numPr>
           <w:ilvl w:val="0"/>
-          <w:numId w:val="1003"/>
+          <w:numId w:val="1004"/>
         </w:numPr>
         <w:pStyle w:val="Compact"/>
       </w:pPr>
@@ -333,7 +420,7 @@
       <w:pPr>
         <w:numPr>
           <w:ilvl w:val="0"/>
-          <w:numId w:val="1003"/>
+          <w:numId w:val="1004"/>
         </w:numPr>
         <w:pStyle w:val="Compact"/>
       </w:pPr>
@@ -358,7 +445,7 @@
       <w:pPr>
         <w:numPr>
           <w:ilvl w:val="0"/>
-          <w:numId w:val="1003"/>
+          <w:numId w:val="1004"/>
         </w:numPr>
         <w:pStyle w:val="Compact"/>
       </w:pPr>
@@ -383,27 +470,12 @@
       <w:pPr>
         <w:numPr>
           <w:ilvl w:val="0"/>
-          <w:numId w:val="1003"/>
+          <w:numId w:val="1004"/>
         </w:numPr>
         <w:pStyle w:val="Compact"/>
       </w:pPr>
       <w:r>
-        <w:t xml:space="preserve">Erkläre den Unterschied zwischen</w:t>
-      </w:r>
-      <w:r>
-        <w:t xml:space="preserve"> </w:t>
-      </w:r>
-      <w:r>
-        <w:rPr>
-          <w:rStyle w:val="VerbatimChar"/>
-        </w:rPr>
-        <w:t xml:space="preserve">Bild löschen</w:t>
-      </w:r>
-      <w:r>
-        <w:t xml:space="preserve"> </w:t>
-      </w:r>
-      <w:r>
-        <w:t xml:space="preserve">und</w:t>
+        <w:t xml:space="preserve">Erkläre, warum</w:t>
       </w:r>
       <w:r>
         <w:t xml:space="preserve"> </w:t>
@@ -415,37 +487,10 @@
         <w:t xml:space="preserve">Breite ändern</w:t>
       </w:r>
       <w:r>
-        <w:t xml:space="preserve">. (2 P)</w:t>
+        <w:t xml:space="preserve"> </w:t>
       </w:r>
-    </w:p>
-    <w:bookmarkEnd w:id="22"/>
-    <w:bookmarkStart w:id="23" w:name="aufgabe-4-klasse-und-objekt-4-punkte"/>
-    <w:p>
-      <w:pPr>
-        <w:pStyle w:val="Heading2"/>
-      </w:pPr>
       <w:r>
-        <w:t xml:space="preserve">Aufgabe 4 – Klasse und Objekt (4 Punkte)</w:t>
-      </w:r>
-    </w:p>
-    <w:p>
-      <w:pPr>
-        <w:pStyle w:val="FirstParagraph"/>
-      </w:pPr>
-      <w:r>
-        <w:t xml:space="preserve">Gegeben sind drei konkrete Fahrräder mit unterschiedlicher Farbe und Gangzahl.</w:t>
-      </w:r>
-    </w:p>
-    <w:p>
-      <w:pPr>
-        <w:numPr>
-          <w:ilvl w:val="0"/>
-          <w:numId w:val="1004"/>
-        </w:numPr>
-        <w:pStyle w:val="Compact"/>
-      </w:pPr>
-      <w:r>
-        <w:t xml:space="preserve">Erkläre, was die Klasse</w:t>
+        <w:t xml:space="preserve">den Zustand des konkreten Bildes ändert, aber nicht die Klasse</w:t>
       </w:r>
       <w:r>
         <w:t xml:space="preserve"> </w:t>
@@ -454,35 +499,72 @@
         <w:rPr>
           <w:rStyle w:val="VerbatimChar"/>
         </w:rPr>
-        <w:t xml:space="preserve">Fahrrad</w:t>
+        <w:t xml:space="preserve">Bild</w:t>
+      </w:r>
+      <w:r>
+        <w:t xml:space="preserve">. (2 P)</w:t>
+      </w:r>
+    </w:p>
+    <w:bookmarkEnd w:id="23"/>
+    <w:bookmarkStart w:id="24" w:name="X0a7e9948cab683cd010820388d4cfaad5dd6380"/>
+    <w:p>
+      <w:pPr>
+        <w:pStyle w:val="Heading2"/>
+      </w:pPr>
+      <w:r>
+        <w:t xml:space="preserve">Aufgabe 5 – Inhaltsdaten, Metadaten und Dokumentenschutz (4 Punkte)</w:t>
+      </w:r>
+    </w:p>
+    <w:p>
+      <w:pPr>
+        <w:pStyle w:val="FirstParagraph"/>
+      </w:pPr>
+      <w:r>
+        <w:t xml:space="preserve">Ein Foto wird in einer Präsentation verwendet.</w:t>
+      </w:r>
+    </w:p>
+    <w:p>
+      <w:pPr>
+        <w:numPr>
+          <w:ilvl w:val="0"/>
+          <w:numId w:val="1005"/>
+        </w:numPr>
+        <w:pStyle w:val="Compact"/>
+      </w:pPr>
+      <w:r>
+        <w:t xml:space="preserve">Nenne ein Beispiel für</w:t>
       </w:r>
       <w:r>
         <w:t xml:space="preserve"> </w:t>
       </w:r>
       <w:r>
-        <w:t xml:space="preserve">beschreibt. (2 P)</w:t>
+        <w:rPr>
+          <w:bCs/>
+          <w:b/>
+        </w:rPr>
+        <w:t xml:space="preserve">Inhaltsdaten</w:t>
       </w:r>
-    </w:p>
-    <w:p>
-      <w:pPr>
-        <w:numPr>
-          <w:ilvl w:val="0"/>
-          <w:numId w:val="1004"/>
-        </w:numPr>
-        <w:pStyle w:val="Compact"/>
-      </w:pPr>
       <w:r>
-        <w:t xml:space="preserve">Nenne zwei sinnvolle Attribute der Klasse. (2 P)</w:t>
+        <w:t xml:space="preserve"> </w:t>
       </w:r>
-    </w:p>
-    <w:bookmarkEnd w:id="23"/>
-    <w:bookmarkStart w:id="24" w:name="X9ec206c3e00105578478ea34a8aa02e7e38e17b"/>
-    <w:p>
-      <w:pPr>
-        <w:pStyle w:val="Heading2"/>
-      </w:pPr>
       <w:r>
-        <w:t xml:space="preserve">Aufgabe 5 – Software auswählen und Automatisierung (4 Punkte)</w:t>
+        <w:t xml:space="preserve">und ein Beispiel für</w:t>
+      </w:r>
+      <w:r>
+        <w:t xml:space="preserve"> </w:t>
+      </w:r>
+      <w:r>
+        <w:rPr>
+          <w:bCs/>
+          <w:b/>
+        </w:rPr>
+        <w:t xml:space="preserve">Metadaten</w:t>
+      </w:r>
+      <w:r>
+        <w:t xml:space="preserve"> </w:t>
+      </w:r>
+      <w:r>
+        <w:t xml:space="preserve">dieses Fotos. (2 P)</w:t>
       </w:r>
     </w:p>
     <w:p>
@@ -494,29 +576,17 @@
         <w:pStyle w:val="Compact"/>
       </w:pPr>
       <w:r>
-        <w:t xml:space="preserve">Welche Softwareart eignet sich besonders zum Auswerten einer Umfrage mit vielen Zahlenwerten? Begründe. (2 P)</w:t>
-      </w:r>
-    </w:p>
-    <w:p>
-      <w:pPr>
-        <w:numPr>
-          <w:ilvl w:val="0"/>
-          <w:numId w:val="1005"/>
-        </w:numPr>
-        <w:pStyle w:val="Compact"/>
-      </w:pPr>
-      <w:r>
-        <w:t xml:space="preserve">Nenne eine Funktion einer Anwendersoftware, die Arbeit automatisch übernimmt, und erkläre kurz, was automatisiert wird. (2 P)</w:t>
+        <w:t xml:space="preserve">Nenne zwei Maßnahmen, mit denen ein Dokument oder eine Datei vor ungewolltem Zugriff oder Verlust geschützt werden kann. (2 P)</w:t>
       </w:r>
     </w:p>
     <w:bookmarkEnd w:id="24"/>
-    <w:bookmarkStart w:id="25" w:name="X8b8a129cd682a4e09f6af0da29167043b23bbaa"/>
+    <w:bookmarkStart w:id="25" w:name="Xe9f81a5a5fc6529aeec5a3925fee803e9adf5e9"/>
     <w:p>
       <w:pPr>
         <w:pStyle w:val="Heading2"/>
       </w:pPr>
       <w:r>
-        <w:t xml:space="preserve">Aufgabe 6 – Daten verantwortungsvoll nutzen (4 Punkte)</w:t>
+        <w:t xml:space="preserve">Aufgabe 6 – Daten und Medien verantwortungsvoll nutzen (4 Punkte)</w:t>
       </w:r>
     </w:p>
     <w:p>
@@ -532,7 +602,7 @@
         <w:pStyle w:val="BodyText"/>
       </w:pPr>
       <w:r>
-        <w:t xml:space="preserve">Nenne vier Punkte, die du vor einer Veröffentlichung prüfen solltest.</w:t>
+        <w:t xml:space="preserve">Nenne vier Punkte, die du vor einer Veröffentlichung prüfen solltest. Berücksichtige Rechte, Quelle, Datenschutz und mögliche Manipulation.</w:t>
       </w:r>
     </w:p>
     <w:p>
@@ -551,13 +621,13 @@
         <w:t xml:space="preserve">Lösung – Leistungskontrolle Repräsentation von Daten</w:t>
       </w:r>
     </w:p>
-    <w:bookmarkStart w:id="27" w:name="aufgabe-1-6-punkte"/>
+    <w:bookmarkStart w:id="27" w:name="aufgabe-1-5-punkte"/>
     <w:p>
       <w:pPr>
         <w:pStyle w:val="Heading2"/>
       </w:pPr>
       <w:r>
-        <w:t xml:space="preserve">Aufgabe 1 – 6 Punkte</w:t>
+        <w:t xml:space="preserve">Aufgabe 1 – 5 Punkte</w:t>
       </w:r>
     </w:p>
     <w:p>
@@ -581,7 +651,7 @@
         <w:pStyle w:val="Compact"/>
       </w:pPr>
       <w:r>
-        <w:t xml:space="preserve">Beispiele: 18 °C, 18 Euro, 18 Personen, Hausnummer 18. Zwei sinnvolle unterschiedliche Kontexte: 3 P.</w:t>
+        <w:t xml:space="preserve">Beispiele: 18 °C, 18 Euro, 18 Personen, Hausnummer 18. Zwei sinnvolle unterschiedliche Kontexte: je 1 P.</w:t>
       </w:r>
     </w:p>
     <w:bookmarkEnd w:id="27"/>
@@ -596,6 +666,14 @@
     </w:p>
     <w:p>
       <w:pPr>
+        <w:pStyle w:val="FirstParagraph"/>
+      </w:pPr>
+      <w:r>
+        <w:t xml:space="preserve">Je 1 P für geeignete Wahl mit kurzer Begründung:</w:t>
+      </w:r>
+    </w:p>
+    <w:p>
+      <w:pPr>
         <w:numPr>
           <w:ilvl w:val="0"/>
           <w:numId w:val="1007"/>
@@ -603,7 +681,7 @@
         <w:pStyle w:val="Compact"/>
       </w:pPr>
       <w:r>
-        <w:t xml:space="preserve">Diagramm, da die Entwicklung/Änderung schnell sichtbar wird. – 2 P</w:t>
+        <w:t xml:space="preserve">Diagramm, da die Entwicklung/Änderung schnell sichtbar wird.</w:t>
       </w:r>
     </w:p>
     <w:p>
@@ -615,7 +693,7 @@
         <w:pStyle w:val="Compact"/>
       </w:pPr>
       <w:r>
-        <w:t xml:space="preserve">Tabelle, da Zeiten und Fächer systematisch zugeordnet werden können. – 2 P</w:t>
+        <w:t xml:space="preserve">Tabelle, da Zeiten und Fächer systematisch zugeordnet werden können.</w:t>
       </w:r>
     </w:p>
     <w:p>
@@ -626,6 +704,30 @@
         </w:numPr>
         <w:pStyle w:val="Compact"/>
       </w:pPr>
+      <w:r>
+        <w:t xml:space="preserve">Tabellenkalkulation, da viele Zahlen strukturiert erfasst, berechnet und grafisch dargestellt werden können.</w:t>
+      </w:r>
+    </w:p>
+    <w:p>
+      <w:pPr>
+        <w:numPr>
+          <w:ilvl w:val="0"/>
+          <w:numId w:val="1007"/>
+        </w:numPr>
+        <w:pStyle w:val="Compact"/>
+      </w:pPr>
+      <w:r>
+        <w:t xml:space="preserve">Video-/Animationssoftware oder Präsentationssoftware mit Audio/Video, da Bild, Ton und Ablauf kombiniert werden.</w:t>
+      </w:r>
+    </w:p>
+    <w:p>
+      <w:pPr>
+        <w:numPr>
+          <w:ilvl w:val="0"/>
+          <w:numId w:val="1007"/>
+        </w:numPr>
+        <w:pStyle w:val="Compact"/>
+      </w:pPr>
     </w:p>
     <w:p>
       <w:pPr>
@@ -636,17 +738,17 @@
         <w:pStyle w:val="Compact"/>
       </w:pPr>
       <w:r>
-        <w:t xml:space="preserve">B. Barrierefreiheit, fehlende Textsuche oder unklare Interpretation ohne Beschreibung. – 1 P</w:t>
+        <w:t xml:space="preserve">B. Barrierefreiheit, fehlende Textsuche, schwer zitierbar oder unklare Interpretation ohne Beschreibung.</w:t>
       </w:r>
     </w:p>
     <w:bookmarkEnd w:id="28"/>
-    <w:bookmarkStart w:id="29" w:name="aufgabe-3-7-punkte"/>
+    <w:bookmarkStart w:id="29" w:name="aufgabe-3-5-punkte"/>
     <w:p>
       <w:pPr>
         <w:pStyle w:val="Heading2"/>
       </w:pPr>
       <w:r>
-        <w:t xml:space="preserve">Aufgabe 3 – 7 Punkte</w:t>
+        <w:t xml:space="preserve">Aufgabe 3 – 5 Punkte</w:t>
       </w:r>
     </w:p>
     <w:p>
@@ -658,7 +760,7 @@
         <w:pStyle w:val="Compact"/>
       </w:pPr>
       <w:r>
-        <w:t xml:space="preserve">Das konkrete Bild in der Präsentation. – 1 P</w:t>
+        <w:t xml:space="preserve">Inhalt: Überschrift, Aussage „Beginn: 15 Uhr“. Design/Gestaltung: Schriftgröße, Hintergrundfarbe. Je richtige Zuordnung 0,5 P, insgesamt 2 P.</w:t>
       </w:r>
     </w:p>
     <w:p>
@@ -670,6 +772,40 @@
         <w:pStyle w:val="Compact"/>
       </w:pPr>
       <w:r>
+        <w:t xml:space="preserve">Beispiel: Rechtschreibprüfung. Eingabe: geschriebener Text. Verarbeitung: Software vergleicht Wörter/Muster. Ergebnis: Markierung oder Korrekturvorschlag. Andere Beispiele wie automatische Summe, Formatvorlage oder Untertitelvorschlag sind möglich. Funktion + Schema: 3 P.</w:t>
+      </w:r>
+    </w:p>
+    <w:bookmarkEnd w:id="29"/>
+    <w:bookmarkStart w:id="30" w:name="aufgabe-4-7-punkte"/>
+    <w:p>
+      <w:pPr>
+        <w:pStyle w:val="Heading2"/>
+      </w:pPr>
+      <w:r>
+        <w:t xml:space="preserve">Aufgabe 4 – 7 Punkte</w:t>
+      </w:r>
+    </w:p>
+    <w:p>
+      <w:pPr>
+        <w:numPr>
+          <w:ilvl w:val="0"/>
+          <w:numId w:val="1010"/>
+        </w:numPr>
+        <w:pStyle w:val="Compact"/>
+      </w:pPr>
+      <w:r>
+        <w:t xml:space="preserve">Das konkrete Bild in der Präsentation. – 1 P</w:t>
+      </w:r>
+    </w:p>
+    <w:p>
+      <w:pPr>
+        <w:numPr>
+          <w:ilvl w:val="0"/>
+          <w:numId w:val="1010"/>
+        </w:numPr>
+        <w:pStyle w:val="Compact"/>
+      </w:pPr>
+      <w:r>
         <w:t xml:space="preserve">Breite, Höhe, Drehung. – 3 P</w:t>
       </w:r>
     </w:p>
@@ -677,7 +813,7 @@
       <w:pPr>
         <w:numPr>
           <w:ilvl w:val="0"/>
-          <w:numId w:val="1009"/>
+          <w:numId w:val="1010"/>
         </w:numPr>
         <w:pStyle w:val="Compact"/>
       </w:pPr>
@@ -686,7 +822,7 @@
       <w:pPr>
         <w:numPr>
           <w:ilvl w:val="1"/>
-          <w:numId w:val="1010"/>
+          <w:numId w:val="1011"/>
         </w:numPr>
         <w:pStyle w:val="Compact"/>
       </w:pPr>
@@ -737,55 +873,36 @@
       <w:pPr>
         <w:numPr>
           <w:ilvl w:val="0"/>
-          <w:numId w:val="1009"/>
+          <w:numId w:val="1010"/>
         </w:numPr>
         <w:pStyle w:val="Compact"/>
       </w:pPr>
       <w:r>
-        <w:t xml:space="preserve">Löschen entfernt/verwaltet das Objekt; Breite ändern verändert einen Attributwert des bestehenden Objekts. – 2 P</w:t>
+        <w:rPr>
+          <w:rStyle w:val="VerbatimChar"/>
+        </w:rPr>
+        <w:t xml:space="preserve">Breite ändern</w:t>
       </w:r>
-    </w:p>
-    <w:bookmarkEnd w:id="29"/>
-    <w:bookmarkStart w:id="30" w:name="aufgabe-4-4-punkte"/>
-    <w:p>
-      <w:pPr>
-        <w:pStyle w:val="Heading2"/>
-      </w:pPr>
       <w:r>
-        <w:t xml:space="preserve">Aufgabe 4 – 4 Punkte</w:t>
+        <w:t xml:space="preserve"> </w:t>
       </w:r>
-    </w:p>
-    <w:p>
-      <w:pPr>
-        <w:numPr>
-          <w:ilvl w:val="0"/>
-          <w:numId w:val="1011"/>
-        </w:numPr>
-        <w:pStyle w:val="Compact"/>
-      </w:pPr>
       <w:r>
-        <w:t xml:space="preserve">Die Klasse beschreibt gemeinsame Eigenschaften bzw. mögliche Methoden ähnlicher Fahrrad-Objekte. – 2 P</w:t>
+        <w:t xml:space="preserve">verändert einen Attributwert eines konkreten Bildobjekts. Die Klasse</w:t>
       </w:r>
-    </w:p>
-    <w:p>
-      <w:pPr>
-        <w:numPr>
-          <w:ilvl w:val="0"/>
-          <w:numId w:val="1011"/>
-        </w:numPr>
-        <w:pStyle w:val="Compact"/>
-      </w:pPr>
-    </w:p>
-    <w:p>
-      <w:pPr>
-        <w:numPr>
-          <w:ilvl w:val="1"/>
-          <w:numId w:val="1012"/>
-        </w:numPr>
-        <w:pStyle w:val="Compact"/>
-      </w:pPr>
       <w:r>
-        <w:t xml:space="preserve">B. Farbe, Gangzahl, Rahmengröße. – je 1 P</w:t>
+        <w:t xml:space="preserve"> </w:t>
+      </w:r>
+      <w:r>
+        <w:rPr>
+          <w:rStyle w:val="VerbatimChar"/>
+        </w:rPr>
+        <w:t xml:space="preserve">Bild</w:t>
+      </w:r>
+      <w:r>
+        <w:t xml:space="preserve"> </w:t>
+      </w:r>
+      <w:r>
+        <w:t xml:space="preserve">beschreibt weiterhin allgemein, dass Bildobjekte z. B. Breite, Höhe und Drehung besitzen können; sie erhält dadurch keinen konkreten Wert. – 2 P</w:t>
       </w:r>
     </w:p>
     <w:bookmarkEnd w:id="30"/>
@@ -802,12 +919,42 @@
       <w:pPr>
         <w:numPr>
           <w:ilvl w:val="0"/>
-          <w:numId w:val="1013"/>
+          <w:numId w:val="1012"/>
         </w:numPr>
         <w:pStyle w:val="Compact"/>
       </w:pPr>
       <w:r>
-        <w:t xml:space="preserve">Tabellenkalkulation; Zahlen lassen sich strukturiert erfassen, berechnen und auswerten. – 2 P</w:t>
+        <w:t xml:space="preserve">Inhaltsdaten: sichtbarer Bildinhalt, z. B. Personen, Gegenstände, Text im Bild. Metadaten: Aufnahmedatum, Aufnahmeort, Gerät, Dateiname, Dateigröße. Je Beispiel 1 P.</w:t>
+      </w:r>
+    </w:p>
+    <w:p>
+      <w:pPr>
+        <w:numPr>
+          <w:ilvl w:val="0"/>
+          <w:numId w:val="1012"/>
+        </w:numPr>
+        <w:pStyle w:val="Compact"/>
+      </w:pPr>
+      <w:r>
+        <w:t xml:space="preserve">Maßnahmen: Zugriffsrechte/Freigabe prüfen, Passwortschutz, regelmäßiges Backup, sinnvolle Speicherorte, Versionierung, Dokument nur als PDF weitergeben, persönliche Daten entfernen. Zwei sinnvolle Maßnahmen: je 1 P.</w:t>
+      </w:r>
+    </w:p>
+    <w:bookmarkEnd w:id="31"/>
+    <w:bookmarkStart w:id="32" w:name="aufgabe-6-4-punkte"/>
+    <w:p>
+      <w:pPr>
+        <w:pStyle w:val="Heading2"/>
+      </w:pPr>
+      <w:r>
+        <w:t xml:space="preserve">Aufgabe 6 – 4 Punkte</w:t>
+      </w:r>
+    </w:p>
+    <w:p>
+      <w:pPr>
+        <w:pStyle w:val="FirstParagraph"/>
+      </w:pPr>
+      <w:r>
+        <w:t xml:space="preserve">Je sinnvoller Aspekt 1 P, z. B.:</w:t>
       </w:r>
     </w:p>
     <w:p>
@@ -818,45 +965,6 @@
         </w:numPr>
         <w:pStyle w:val="Compact"/>
       </w:pPr>
-    </w:p>
-    <w:p>
-      <w:pPr>
-        <w:numPr>
-          <w:ilvl w:val="1"/>
-          <w:numId w:val="1014"/>
-        </w:numPr>
-        <w:pStyle w:val="Compact"/>
-      </w:pPr>
-      <w:r>
-        <w:t xml:space="preserve">B. Rechtschreibprüfung, automatische Summe, Formatvorlage, Farbanpassung. Funktion + Erklärung: 2 P.</w:t>
-      </w:r>
-    </w:p>
-    <w:bookmarkEnd w:id="31"/>
-    <w:bookmarkStart w:id="32" w:name="aufgabe-6-4-punkte"/>
-    <w:p>
-      <w:pPr>
-        <w:pStyle w:val="Heading2"/>
-      </w:pPr>
-      <w:r>
-        <w:t xml:space="preserve">Aufgabe 6 – 4 Punkte</w:t>
-      </w:r>
-    </w:p>
-    <w:p>
-      <w:pPr>
-        <w:pStyle w:val="FirstParagraph"/>
-      </w:pPr>
-      <w:r>
-        <w:t xml:space="preserve">Je sinnvoller Aspekt 1 P, z. B.:</w:t>
-      </w:r>
-    </w:p>
-    <w:p>
-      <w:pPr>
-        <w:numPr>
-          <w:ilvl w:val="0"/>
-          <w:numId w:val="1015"/>
-        </w:numPr>
-        <w:pStyle w:val="Compact"/>
-      </w:pPr>
       <w:r>
         <w:t xml:space="preserve">Zustimmung/Rechte der abgebildeten Personen</w:t>
       </w:r>
@@ -865,7 +973,7 @@
       <w:pPr>
         <w:numPr>
           <w:ilvl w:val="0"/>
-          <w:numId w:val="1015"/>
+          <w:numId w:val="1013"/>
         </w:numPr>
         <w:pStyle w:val="Compact"/>
       </w:pPr>
@@ -877,7 +985,7 @@
       <w:pPr>
         <w:numPr>
           <w:ilvl w:val="0"/>
-          <w:numId w:val="1015"/>
+          <w:numId w:val="1013"/>
         </w:numPr>
         <w:pStyle w:val="Compact"/>
       </w:pPr>
@@ -889,7 +997,31 @@
       <w:pPr>
         <w:numPr>
           <w:ilvl w:val="0"/>
-          <w:numId w:val="1015"/>
+          <w:numId w:val="1013"/>
+        </w:numPr>
+        <w:pStyle w:val="Compact"/>
+      </w:pPr>
+      <w:r>
+        <w:t xml:space="preserve">notwendige Quellenangabe</w:t>
+      </w:r>
+    </w:p>
+    <w:p>
+      <w:pPr>
+        <w:numPr>
+          <w:ilvl w:val="0"/>
+          <w:numId w:val="1013"/>
+        </w:numPr>
+        <w:pStyle w:val="Compact"/>
+      </w:pPr>
+      <w:r>
+        <w:t xml:space="preserve">Zitat/Plagiat vermeiden</w:t>
+      </w:r>
+    </w:p>
+    <w:p>
+      <w:pPr>
+        <w:numPr>
+          <w:ilvl w:val="0"/>
+          <w:numId w:val="1013"/>
         </w:numPr>
         <w:pStyle w:val="Compact"/>
       </w:pPr>
@@ -901,24 +1033,24 @@
       <w:pPr>
         <w:numPr>
           <w:ilvl w:val="0"/>
-          <w:numId w:val="1015"/>
+          <w:numId w:val="1013"/>
         </w:numPr>
         <w:pStyle w:val="Compact"/>
       </w:pPr>
       <w:r>
-        <w:t xml:space="preserve">notwendige Quellenangabe</w:t>
+        <w:t xml:space="preserve">Datenschutzregeln der Schule</w:t>
       </w:r>
     </w:p>
     <w:p>
       <w:pPr>
         <w:numPr>
           <w:ilvl w:val="0"/>
-          <w:numId w:val="1015"/>
+          <w:numId w:val="1013"/>
         </w:numPr>
         <w:pStyle w:val="Compact"/>
       </w:pPr>
       <w:r>
-        <w:t xml:space="preserve">schulische Vorgaben bzw. Datenschutzregeln</w:t>
+        <w:t xml:space="preserve">Bild und Kontext auf Manipulation bzw. falsche Darstellung prüfen</w:t>
       </w:r>
     </w:p>
     <w:p>
@@ -926,7 +1058,7 @@
         <w:pStyle w:val="FirstParagraph"/>
       </w:pPr>
       <w:r>
-        <w:t xml:space="preserve">Maximal 4 Punkte.</w:t>
+        <w:t xml:space="preserve">Maximal 4 Punkte. Sinngemäß korrekte fachliche Lösungen werden anerkannt.</w:t>
       </w:r>
     </w:p>
     <w:bookmarkEnd w:id="32"/>
@@ -961,7 +1093,7 @@
       <w:rPr>
         <w:sz w:val="16"/>
       </w:rPr>
-      <w:t>Unterrichtsmaterial Oberschule Sachsen · Version v0.4.0-356-g3db0967-dirty · Build 17.08.2026</w:t>
+      <w:t>Unterrichtsmaterial Oberschule Sachsen · Version v0.4.0-376-gf442749-dirty · Build 17.08.2026</w:t>
     </w:r>
   </w:p>
 </w:ftr>
@@ -1818,6 +1950,36 @@
     </w:lvlOverride>
   </w:num>
   <w:num w:numId="1010">
+    <w:abstractNumId w:val="99411"/>
+    <w:lvlOverride w:ilvl="0">
+      <w:startOverride w:val="1"/>
+    </w:lvlOverride>
+    <w:lvlOverride w:ilvl="1">
+      <w:startOverride w:val="1"/>
+    </w:lvlOverride>
+    <w:lvlOverride w:ilvl="2">
+      <w:startOverride w:val="1"/>
+    </w:lvlOverride>
+    <w:lvlOverride w:ilvl="3">
+      <w:startOverride w:val="1"/>
+    </w:lvlOverride>
+    <w:lvlOverride w:ilvl="4">
+      <w:startOverride w:val="1"/>
+    </w:lvlOverride>
+    <w:lvlOverride w:ilvl="5">
+      <w:startOverride w:val="1"/>
+    </w:lvlOverride>
+    <w:lvlOverride w:ilvl="6">
+      <w:startOverride w:val="1"/>
+    </w:lvlOverride>
+    <w:lvlOverride w:ilvl="7">
+      <w:startOverride w:val="1"/>
+    </w:lvlOverride>
+    <w:lvlOverride w:ilvl="8">
+      <w:startOverride w:val="1"/>
+    </w:lvlOverride>
+  </w:num>
+  <w:num w:numId="1011">
     <w:abstractNumId w:val="997126"/>
     <w:lvlOverride w:ilvl="0">
       <w:startOverride w:val="26"/>
@@ -1847,7 +2009,7 @@
       <w:startOverride w:val="26"/>
     </w:lvlOverride>
   </w:num>
-  <w:num w:numId="1011">
+  <w:num w:numId="1012">
     <w:abstractNumId w:val="99411"/>
     <w:lvlOverride w:ilvl="0">
       <w:startOverride w:val="1"/>
@@ -1877,97 +2039,7 @@
       <w:startOverride w:val="1"/>
     </w:lvlOverride>
   </w:num>
-  <w:num w:numId="1012">
-    <w:abstractNumId w:val="997126"/>
-    <w:lvlOverride w:ilvl="0">
-      <w:startOverride w:val="26"/>
-    </w:lvlOverride>
-    <w:lvlOverride w:ilvl="1">
-      <w:startOverride w:val="26"/>
-    </w:lvlOverride>
-    <w:lvlOverride w:ilvl="2">
-      <w:startOverride w:val="26"/>
-    </w:lvlOverride>
-    <w:lvlOverride w:ilvl="3">
-      <w:startOverride w:val="26"/>
-    </w:lvlOverride>
-    <w:lvlOverride w:ilvl="4">
-      <w:startOverride w:val="26"/>
-    </w:lvlOverride>
-    <w:lvlOverride w:ilvl="5">
-      <w:startOverride w:val="26"/>
-    </w:lvlOverride>
-    <w:lvlOverride w:ilvl="6">
-      <w:startOverride w:val="26"/>
-    </w:lvlOverride>
-    <w:lvlOverride w:ilvl="7">
-      <w:startOverride w:val="26"/>
-    </w:lvlOverride>
-    <w:lvlOverride w:ilvl="8">
-      <w:startOverride w:val="26"/>
-    </w:lvlOverride>
-  </w:num>
   <w:num w:numId="1013">
-    <w:abstractNumId w:val="99411"/>
-    <w:lvlOverride w:ilvl="0">
-      <w:startOverride w:val="1"/>
-    </w:lvlOverride>
-    <w:lvlOverride w:ilvl="1">
-      <w:startOverride w:val="1"/>
-    </w:lvlOverride>
-    <w:lvlOverride w:ilvl="2">
-      <w:startOverride w:val="1"/>
-    </w:lvlOverride>
-    <w:lvlOverride w:ilvl="3">
-      <w:startOverride w:val="1"/>
-    </w:lvlOverride>
-    <w:lvlOverride w:ilvl="4">
-      <w:startOverride w:val="1"/>
-    </w:lvlOverride>
-    <w:lvlOverride w:ilvl="5">
-      <w:startOverride w:val="1"/>
-    </w:lvlOverride>
-    <w:lvlOverride w:ilvl="6">
-      <w:startOverride w:val="1"/>
-    </w:lvlOverride>
-    <w:lvlOverride w:ilvl="7">
-      <w:startOverride w:val="1"/>
-    </w:lvlOverride>
-    <w:lvlOverride w:ilvl="8">
-      <w:startOverride w:val="1"/>
-    </w:lvlOverride>
-  </w:num>
-  <w:num w:numId="1014">
-    <w:abstractNumId w:val="997126"/>
-    <w:lvlOverride w:ilvl="0">
-      <w:startOverride w:val="26"/>
-    </w:lvlOverride>
-    <w:lvlOverride w:ilvl="1">
-      <w:startOverride w:val="26"/>
-    </w:lvlOverride>
-    <w:lvlOverride w:ilvl="2">
-      <w:startOverride w:val="26"/>
-    </w:lvlOverride>
-    <w:lvlOverride w:ilvl="3">
-      <w:startOverride w:val="26"/>
-    </w:lvlOverride>
-    <w:lvlOverride w:ilvl="4">
-      <w:startOverride w:val="26"/>
-    </w:lvlOverride>
-    <w:lvlOverride w:ilvl="5">
-      <w:startOverride w:val="26"/>
-    </w:lvlOverride>
-    <w:lvlOverride w:ilvl="6">
-      <w:startOverride w:val="26"/>
-    </w:lvlOverride>
-    <w:lvlOverride w:ilvl="7">
-      <w:startOverride w:val="26"/>
-    </w:lvlOverride>
-    <w:lvlOverride w:ilvl="8">
-      <w:startOverride w:val="26"/>
-    </w:lvlOverride>
-  </w:num>
-  <w:num w:numId="1015">
     <w:abstractNumId w:val="991"/>
   </w:num>
 </w:numbering>

--- a/Ausgabe/Klasse_7/02_Repraesentation_von_Daten/09_Lernkontrollen.docx
+++ b/Ausgabe/Klasse_7/02_Repraesentation_von_Daten/09_Lernkontrollen.docx
@@ -49,7 +49,7 @@
         <w:br w:type="page"/>
       </w:r>
     </w:p>
-    <w:bookmarkStart w:id="26" w:name="X94f66e19306404711e670fc4cc7c9f9815e841f"/>
+    <w:bookmarkStart w:id="29" w:name="X94f66e19306404711e670fc4cc7c9f9815e841f"/>
     <w:p>
       <w:pPr>
         <w:pStyle w:val="Heading1"/>
@@ -62,22 +62,6 @@
       <w:pPr>
         <w:pStyle w:val="FirstParagraph"/>
       </w:pPr>
-      <w:r>
-        <w:rPr>
-          <w:bCs/>
-          <w:b/>
-        </w:rPr>
-        <w:t xml:space="preserve">Name:</w:t>
-      </w:r>
-      <w:r>
-        <w:t xml:space="preserve"> </w:t>
-      </w:r>
-      <w:r>
-        <w:t xml:space="preserve">______________________________</w:t>
-      </w:r>
-      <w:r>
-        <w:t xml:space="preserve"> </w:t>
-      </w:r>
       <w:r>
         <w:rPr>
           <w:bCs/>
@@ -89,19 +73,17 @@
         <w:t xml:space="preserve"> </w:t>
       </w:r>
       <w:r>
-        <w:t xml:space="preserve">__________</w:t>
+        <w:t xml:space="preserve">7</w:t>
       </w:r>
-    </w:p>
-    <w:p>
-      <w:pPr>
-        <w:pStyle w:val="BodyText"/>
-      </w:pPr>
+      <w:r>
+        <w:br/>
+      </w:r>
       <w:r>
         <w:rPr>
           <w:bCs/>
           <w:b/>
         </w:rPr>
-        <w:t xml:space="preserve">Arbeitszeit:</w:t>
+        <w:t xml:space="preserve">Zeit:</w:t>
       </w:r>
       <w:r>
         <w:t xml:space="preserve"> </w:t>
@@ -117,75 +99,30 @@
           <w:bCs/>
           <w:b/>
         </w:rPr>
-        <w:t xml:space="preserve">Gesamt:</w:t>
+        <w:t xml:space="preserve">Punkte:</w:t>
       </w:r>
       <w:r>
         <w:t xml:space="preserve"> </w:t>
       </w:r>
       <w:r>
-        <w:t xml:space="preserve">30 Punkte</w:t>
+        <w:t xml:space="preserve">32</w:t>
       </w:r>
     </w:p>
-    <w:bookmarkStart w:id="20" w:name="aufgabe-1-information-und-daten-6-punkte"/>
+    <w:bookmarkStart w:id="20" w:name="aufgabe-1-daten-und-information-4-punkte"/>
     <w:p>
       <w:pPr>
         <w:pStyle w:val="Heading2"/>
       </w:pPr>
       <w:r>
-        <w:t xml:space="preserve">Aufgabe 1 – Information und Daten (6 Punkte)</w:t>
+        <w:t xml:space="preserve">Aufgabe 1 – Daten und Information (4 Punkte)</w:t>
       </w:r>
     </w:p>
     <w:p>
       <w:pPr>
-        <w:numPr>
-          <w:ilvl w:val="0"/>
-          <w:numId w:val="1001"/>
-        </w:numPr>
-        <w:pStyle w:val="Compact"/>
+        <w:pStyle w:val="FirstParagraph"/>
       </w:pPr>
       <w:r>
-        <w:t xml:space="preserve">Erkläre den Unterschied zwischen</w:t>
-      </w:r>
-      <w:r>
-        <w:t xml:space="preserve"> </w:t>
-      </w:r>
-      <w:r>
-        <w:rPr>
-          <w:bCs/>
-          <w:b/>
-        </w:rPr>
-        <w:t xml:space="preserve">Daten</w:t>
-      </w:r>
-      <w:r>
-        <w:t xml:space="preserve"> </w:t>
-      </w:r>
-      <w:r>
-        <w:t xml:space="preserve">und</w:t>
-      </w:r>
-      <w:r>
-        <w:t xml:space="preserve"> </w:t>
-      </w:r>
-      <w:r>
-        <w:rPr>
-          <w:bCs/>
-          <w:b/>
-        </w:rPr>
-        <w:t xml:space="preserve">Information</w:t>
-      </w:r>
-      <w:r>
-        <w:t xml:space="preserve">. (3 P)</w:t>
-      </w:r>
-    </w:p>
-    <w:p>
-      <w:pPr>
-        <w:numPr>
-          <w:ilvl w:val="0"/>
-          <w:numId w:val="1001"/>
-        </w:numPr>
-        <w:pStyle w:val="Compact"/>
-      </w:pPr>
-      <w:r>
-        <w:t xml:space="preserve">Die Zahl</w:t>
+        <w:t xml:space="preserve">Erkläre den Unterschied zwischen Daten und Information. Nutze das Beispiel</w:t>
       </w:r>
       <w:r>
         <w:t xml:space="preserve"> </w:t>
@@ -200,17 +137,17 @@
         <w:t xml:space="preserve"> </w:t>
       </w:r>
       <w:r>
-        <w:t xml:space="preserve">steht allein auf einem Zettel. Nenne zwei verschiedene Kontexte, in denen daraus unterschiedliche Informationen werden. (3 P)</w:t>
+        <w:t xml:space="preserve">und zwei verschiedene Kontexte.</w:t>
       </w:r>
     </w:p>
     <w:bookmarkEnd w:id="20"/>
-    <w:bookmarkStart w:id="21" w:name="aufgabe-2-darstellungsformen-5-punkte"/>
+    <w:bookmarkStart w:id="21" w:name="aufgabe-2-darstellungsformen-4-punkte"/>
     <w:p>
       <w:pPr>
         <w:pStyle w:val="Heading2"/>
       </w:pPr>
       <w:r>
-        <w:t xml:space="preserve">Aufgabe 2 – Darstellungsformen (5 Punkte)</w:t>
+        <w:t xml:space="preserve">Aufgabe 2 – Darstellungsformen (4 Punkte)</w:t>
       </w:r>
     </w:p>
     <w:p>
@@ -218,7 +155,83 @@
         <w:pStyle w:val="FirstParagraph"/>
       </w:pPr>
       <w:r>
-        <w:t xml:space="preserve">Wähle jeweils eine geeignete Darstellungsform und begründe kurz:</w:t>
+        <w:t xml:space="preserve">Du sollst die Ergebnisse einer Klassenumfrage darstellen. Vergleiche Tabelle und Diagramm. Nenne je einen Vorteil und einen Nachteil.</w:t>
+      </w:r>
+    </w:p>
+    <w:bookmarkEnd w:id="21"/>
+    <w:bookmarkStart w:id="22" w:name="Xca64e5ade79b1f8482a99cb7df66206badc3df4"/>
+    <w:p>
+      <w:pPr>
+        <w:pStyle w:val="Heading2"/>
+      </w:pPr>
+      <w:r>
+        <w:t xml:space="preserve">Aufgabe 3 – Geeignete Software auswählen (4 Punkte)</w:t>
+      </w:r>
+    </w:p>
+    <w:p>
+      <w:pPr>
+        <w:pStyle w:val="FirstParagraph"/>
+      </w:pPr>
+      <w:r>
+        <w:t xml:space="preserve">Wähle für die folgenden Aufgaben eine passende Softwareart und begründe kurz:</w:t>
+      </w:r>
+    </w:p>
+    <w:p>
+      <w:pPr>
+        <w:numPr>
+          <w:ilvl w:val="0"/>
+          <w:numId w:val="1001"/>
+        </w:numPr>
+        <w:pStyle w:val="Compact"/>
+      </w:pPr>
+      <w:r>
+        <w:t xml:space="preserve">Einladung mit viel Text</w:t>
+      </w:r>
+    </w:p>
+    <w:p>
+      <w:pPr>
+        <w:numPr>
+          <w:ilvl w:val="0"/>
+          <w:numId w:val="1001"/>
+        </w:numPr>
+        <w:pStyle w:val="Compact"/>
+      </w:pPr>
+      <w:r>
+        <w:t xml:space="preserve">Umfrage auswerten</w:t>
+      </w:r>
+    </w:p>
+    <w:p>
+      <w:pPr>
+        <w:numPr>
+          <w:ilvl w:val="0"/>
+          <w:numId w:val="1001"/>
+        </w:numPr>
+        <w:pStyle w:val="Compact"/>
+      </w:pPr>
+      <w:r>
+        <w:t xml:space="preserve">Plakat gestalten</w:t>
+      </w:r>
+    </w:p>
+    <w:p>
+      <w:pPr>
+        <w:numPr>
+          <w:ilvl w:val="0"/>
+          <w:numId w:val="1001"/>
+        </w:numPr>
+        <w:pStyle w:val="Compact"/>
+      </w:pPr>
+      <w:r>
+        <w:t xml:space="preserve">kurzer Erklärfilm</w:t>
+      </w:r>
+    </w:p>
+    <w:bookmarkEnd w:id="22"/>
+    <w:bookmarkStart w:id="23" w:name="Xb9047276c66b4dc8c0b297f743b8f70fcd60d6c"/>
+    <w:p>
+      <w:pPr>
+        <w:pStyle w:val="Heading2"/>
+      </w:pPr>
+      <w:r>
+        <w:t xml:space="preserve">Aufgabe 4 – Inhalt, Design und Automatisierung (5 Punkte)</w:t>
       </w:r>
     </w:p>
     <w:p>
@@ -230,165 +243,7 @@
         <w:pStyle w:val="Compact"/>
       </w:pPr>
       <w:r>
-        <w:t xml:space="preserve">Entwicklung der Temperatur über sieben Tage. (2 P)</w:t>
-      </w:r>
-    </w:p>
-    <w:p>
-      <w:pPr>
-        <w:numPr>
-          <w:ilvl w:val="0"/>
-          <w:numId w:val="1002"/>
-        </w:numPr>
-        <w:pStyle w:val="Compact"/>
-      </w:pPr>
-      <w:r>
-        <w:t xml:space="preserve">genauer Stundenplan einer Klasse. (2 P)</w:t>
-      </w:r>
-    </w:p>
-    <w:p>
-      <w:pPr>
-        <w:numPr>
-          <w:ilvl w:val="0"/>
-          <w:numId w:val="1002"/>
-        </w:numPr>
-        <w:pStyle w:val="Compact"/>
-      </w:pPr>
-      <w:r>
-        <w:t xml:space="preserve">Nenne einen Nachteil, wenn eine wichtige Information ausschließlich als Bild angeboten wird. (1 P)</w:t>
-      </w:r>
-    </w:p>
-    <w:bookmarkEnd w:id="21"/>
-    <w:bookmarkStart w:id="22" w:name="aufgabe-3-objekte-und-attribute-7-punkte"/>
-    <w:p>
-      <w:pPr>
-        <w:pStyle w:val="Heading2"/>
-      </w:pPr>
-      <w:r>
-        <w:t xml:space="preserve">Aufgabe 3 – Objekte und Attribute (7 Punkte)</w:t>
-      </w:r>
-    </w:p>
-    <w:p>
-      <w:pPr>
-        <w:pStyle w:val="FirstParagraph"/>
-      </w:pPr>
-      <w:r>
-        <w:t xml:space="preserve">Ein Bild in einer Präsentation besitzt:</w:t>
-      </w:r>
-    </w:p>
-    <w:p>
-      <w:pPr>
-        <w:pStyle w:val="SourceCode"/>
-      </w:pPr>
-      <w:r>
-        <w:rPr>
-          <w:rStyle w:val="VerbatimChar"/>
-        </w:rPr>
-        <w:t xml:space="preserve">Breite = 10 cm</w:t>
-      </w:r>
-      <w:r>
-        <w:br/>
-      </w:r>
-      <w:r>
-        <w:rPr>
-          <w:rStyle w:val="VerbatimChar"/>
-        </w:rPr>
-        <w:t xml:space="preserve">Höhe = 6 cm</w:t>
-      </w:r>
-      <w:r>
-        <w:br/>
-      </w:r>
-      <w:r>
-        <w:rPr>
-          <w:rStyle w:val="VerbatimChar"/>
-        </w:rPr>
-        <w:t xml:space="preserve">Drehung = 15°</w:t>
-      </w:r>
-    </w:p>
-    <w:p>
-      <w:pPr>
-        <w:numPr>
-          <w:ilvl w:val="0"/>
-          <w:numId w:val="1003"/>
-        </w:numPr>
-        <w:pStyle w:val="Compact"/>
-      </w:pPr>
-      <w:r>
-        <w:t xml:space="preserve">Was ist hier das</w:t>
-      </w:r>
-      <w:r>
-        <w:t xml:space="preserve"> </w:t>
-      </w:r>
-      <w:r>
-        <w:rPr>
-          <w:bCs/>
-          <w:b/>
-        </w:rPr>
-        <w:t xml:space="preserve">Objekt</w:t>
-      </w:r>
-      <w:r>
-        <w:t xml:space="preserve">? (1 P)</w:t>
-      </w:r>
-    </w:p>
-    <w:p>
-      <w:pPr>
-        <w:numPr>
-          <w:ilvl w:val="0"/>
-          <w:numId w:val="1003"/>
-        </w:numPr>
-        <w:pStyle w:val="Compact"/>
-      </w:pPr>
-      <w:r>
-        <w:t xml:space="preserve">Nenne drei</w:t>
-      </w:r>
-      <w:r>
-        <w:t xml:space="preserve"> </w:t>
-      </w:r>
-      <w:r>
-        <w:rPr>
-          <w:bCs/>
-          <w:b/>
-        </w:rPr>
-        <w:t xml:space="preserve">Attribute</w:t>
-      </w:r>
-      <w:r>
-        <w:t xml:space="preserve">. (3 P)</w:t>
-      </w:r>
-    </w:p>
-    <w:p>
-      <w:pPr>
-        <w:numPr>
-          <w:ilvl w:val="0"/>
-          <w:numId w:val="1003"/>
-        </w:numPr>
-        <w:pStyle w:val="Compact"/>
-      </w:pPr>
-      <w:r>
-        <w:t xml:space="preserve">Nenne einen</w:t>
-      </w:r>
-      <w:r>
-        <w:t xml:space="preserve"> </w:t>
-      </w:r>
-      <w:r>
-        <w:rPr>
-          <w:bCs/>
-          <w:b/>
-        </w:rPr>
-        <w:t xml:space="preserve">Attributwert</w:t>
-      </w:r>
-      <w:r>
-        <w:t xml:space="preserve">. (1 P)</w:t>
-      </w:r>
-    </w:p>
-    <w:p>
-      <w:pPr>
-        <w:numPr>
-          <w:ilvl w:val="0"/>
-          <w:numId w:val="1003"/>
-        </w:numPr>
-        <w:pStyle w:val="Compact"/>
-      </w:pPr>
-      <w:r>
-        <w:t xml:space="preserve">Erkläre den Unterschied zwischen</w:t>
+        <w:t xml:space="preserve">Ordne zu:</w:t>
       </w:r>
       <w:r>
         <w:t xml:space="preserve"> </w:t>
@@ -397,310 +252,7 @@
         <w:rPr>
           <w:rStyle w:val="VerbatimChar"/>
         </w:rPr>
-        <w:t xml:space="preserve">Bild löschen</w:t>
-      </w:r>
-      <w:r>
-        <w:t xml:space="preserve"> </w:t>
-      </w:r>
-      <w:r>
-        <w:t xml:space="preserve">und</w:t>
-      </w:r>
-      <w:r>
-        <w:t xml:space="preserve"> </w:t>
-      </w:r>
-      <w:r>
-        <w:rPr>
-          <w:rStyle w:val="VerbatimChar"/>
-        </w:rPr>
-        <w:t xml:space="preserve">Breite ändern</w:t>
-      </w:r>
-      <w:r>
-        <w:t xml:space="preserve">. (2 P)</w:t>
-      </w:r>
-    </w:p>
-    <w:bookmarkEnd w:id="22"/>
-    <w:bookmarkStart w:id="23" w:name="aufgabe-4-klasse-und-objekt-4-punkte"/>
-    <w:p>
-      <w:pPr>
-        <w:pStyle w:val="Heading2"/>
-      </w:pPr>
-      <w:r>
-        <w:t xml:space="preserve">Aufgabe 4 – Klasse und Objekt (4 Punkte)</w:t>
-      </w:r>
-    </w:p>
-    <w:p>
-      <w:pPr>
-        <w:pStyle w:val="FirstParagraph"/>
-      </w:pPr>
-      <w:r>
-        <w:t xml:space="preserve">Gegeben sind drei konkrete Fahrräder mit unterschiedlicher Farbe und Gangzahl.</w:t>
-      </w:r>
-    </w:p>
-    <w:p>
-      <w:pPr>
-        <w:numPr>
-          <w:ilvl w:val="0"/>
-          <w:numId w:val="1004"/>
-        </w:numPr>
-        <w:pStyle w:val="Compact"/>
-      </w:pPr>
-      <w:r>
-        <w:t xml:space="preserve">Erkläre, was die Klasse</w:t>
-      </w:r>
-      <w:r>
-        <w:t xml:space="preserve"> </w:t>
-      </w:r>
-      <w:r>
-        <w:rPr>
-          <w:rStyle w:val="VerbatimChar"/>
-        </w:rPr>
-        <w:t xml:space="preserve">Fahrrad</w:t>
-      </w:r>
-      <w:r>
-        <w:t xml:space="preserve"> </w:t>
-      </w:r>
-      <w:r>
-        <w:t xml:space="preserve">beschreibt. (2 P)</w:t>
-      </w:r>
-    </w:p>
-    <w:p>
-      <w:pPr>
-        <w:numPr>
-          <w:ilvl w:val="0"/>
-          <w:numId w:val="1004"/>
-        </w:numPr>
-        <w:pStyle w:val="Compact"/>
-      </w:pPr>
-      <w:r>
-        <w:t xml:space="preserve">Nenne zwei sinnvolle Attribute der Klasse. (2 P)</w:t>
-      </w:r>
-    </w:p>
-    <w:bookmarkEnd w:id="23"/>
-    <w:bookmarkStart w:id="24" w:name="X9ec206c3e00105578478ea34a8aa02e7e38e17b"/>
-    <w:p>
-      <w:pPr>
-        <w:pStyle w:val="Heading2"/>
-      </w:pPr>
-      <w:r>
-        <w:t xml:space="preserve">Aufgabe 5 – Software auswählen und Automatisierung (4 Punkte)</w:t>
-      </w:r>
-    </w:p>
-    <w:p>
-      <w:pPr>
-        <w:numPr>
-          <w:ilvl w:val="0"/>
-          <w:numId w:val="1005"/>
-        </w:numPr>
-        <w:pStyle w:val="Compact"/>
-      </w:pPr>
-      <w:r>
-        <w:t xml:space="preserve">Welche Softwareart eignet sich besonders zum Auswerten einer Umfrage mit vielen Zahlenwerten? Begründe. (2 P)</w:t>
-      </w:r>
-    </w:p>
-    <w:p>
-      <w:pPr>
-        <w:numPr>
-          <w:ilvl w:val="0"/>
-          <w:numId w:val="1005"/>
-        </w:numPr>
-        <w:pStyle w:val="Compact"/>
-      </w:pPr>
-      <w:r>
-        <w:t xml:space="preserve">Nenne eine Funktion einer Anwendersoftware, die Arbeit automatisch übernimmt, und erkläre kurz, was automatisiert wird. (2 P)</w:t>
-      </w:r>
-    </w:p>
-    <w:bookmarkEnd w:id="24"/>
-    <w:bookmarkStart w:id="25" w:name="X8b8a129cd682a4e09f6af0da29167043b23bbaa"/>
-    <w:p>
-      <w:pPr>
-        <w:pStyle w:val="Heading2"/>
-      </w:pPr>
-      <w:r>
-        <w:t xml:space="preserve">Aufgabe 6 – Daten verantwortungsvoll nutzen (4 Punkte)</w:t>
-      </w:r>
-    </w:p>
-    <w:p>
-      <w:pPr>
-        <w:pStyle w:val="FirstParagraph"/>
-      </w:pPr>
-      <w:r>
-        <w:t xml:space="preserve">Du findest im Internet ein Foto deiner Klasse, das du in einer öffentlich zugänglichen Präsentation verwenden möchtest.</w:t>
-      </w:r>
-    </w:p>
-    <w:p>
-      <w:pPr>
-        <w:pStyle w:val="BodyText"/>
-      </w:pPr>
-      <w:r>
-        <w:t xml:space="preserve">Nenne vier Punkte, die du vor einer Veröffentlichung prüfen solltest.</w:t>
-      </w:r>
-    </w:p>
-    <w:p>
-      <w:r>
-        <w:br w:type="page"/>
-      </w:r>
-    </w:p>
-    <w:bookmarkEnd w:id="25"/>
-    <w:bookmarkEnd w:id="26"/>
-    <w:bookmarkStart w:id="33" w:name="Xcb4a142a0277ffbfc1171b62173f2f7dc653db9"/>
-    <w:p>
-      <w:pPr>
-        <w:pStyle w:val="Heading1"/>
-      </w:pPr>
-      <w:r>
-        <w:t xml:space="preserve">Lösung – Leistungskontrolle Repräsentation von Daten</w:t>
-      </w:r>
-    </w:p>
-    <w:bookmarkStart w:id="27" w:name="aufgabe-1-6-punkte"/>
-    <w:p>
-      <w:pPr>
-        <w:pStyle w:val="Heading2"/>
-      </w:pPr>
-      <w:r>
-        <w:t xml:space="preserve">Aufgabe 1 – 6 Punkte</w:t>
-      </w:r>
-    </w:p>
-    <w:p>
-      <w:pPr>
-        <w:numPr>
-          <w:ilvl w:val="0"/>
-          <w:numId w:val="1006"/>
-        </w:numPr>
-        <w:pStyle w:val="Compact"/>
-      </w:pPr>
-      <w:r>
-        <w:t xml:space="preserve">Daten sind Darstellungen, die gespeichert und verarbeitet werden können. Information entsteht, wenn Daten in einem Kontext Bedeutung erhalten. – 3 P</w:t>
-      </w:r>
-    </w:p>
-    <w:p>
-      <w:pPr>
-        <w:numPr>
-          <w:ilvl w:val="0"/>
-          <w:numId w:val="1006"/>
-        </w:numPr>
-        <w:pStyle w:val="Compact"/>
-      </w:pPr>
-      <w:r>
-        <w:t xml:space="preserve">Beispiele: 18 °C, 18 Euro, 18 Personen, Hausnummer 18. Zwei sinnvolle unterschiedliche Kontexte: 3 P.</w:t>
-      </w:r>
-    </w:p>
-    <w:bookmarkEnd w:id="27"/>
-    <w:bookmarkStart w:id="28" w:name="aufgabe-2-5-punkte"/>
-    <w:p>
-      <w:pPr>
-        <w:pStyle w:val="Heading2"/>
-      </w:pPr>
-      <w:r>
-        <w:t xml:space="preserve">Aufgabe 2 – 5 Punkte</w:t>
-      </w:r>
-    </w:p>
-    <w:p>
-      <w:pPr>
-        <w:numPr>
-          <w:ilvl w:val="0"/>
-          <w:numId w:val="1007"/>
-        </w:numPr>
-        <w:pStyle w:val="Compact"/>
-      </w:pPr>
-      <w:r>
-        <w:t xml:space="preserve">Diagramm, da die Entwicklung/Änderung schnell sichtbar wird. – 2 P</w:t>
-      </w:r>
-    </w:p>
-    <w:p>
-      <w:pPr>
-        <w:numPr>
-          <w:ilvl w:val="0"/>
-          <w:numId w:val="1007"/>
-        </w:numPr>
-        <w:pStyle w:val="Compact"/>
-      </w:pPr>
-      <w:r>
-        <w:t xml:space="preserve">Tabelle, da Zeiten und Fächer systematisch zugeordnet werden können. – 2 P</w:t>
-      </w:r>
-    </w:p>
-    <w:p>
-      <w:pPr>
-        <w:numPr>
-          <w:ilvl w:val="0"/>
-          <w:numId w:val="1007"/>
-        </w:numPr>
-        <w:pStyle w:val="Compact"/>
-      </w:pPr>
-    </w:p>
-    <w:p>
-      <w:pPr>
-        <w:numPr>
-          <w:ilvl w:val="1"/>
-          <w:numId w:val="1008"/>
-        </w:numPr>
-        <w:pStyle w:val="Compact"/>
-      </w:pPr>
-      <w:r>
-        <w:t xml:space="preserve">B. Barrierefreiheit, fehlende Textsuche oder unklare Interpretation ohne Beschreibung. – 1 P</w:t>
-      </w:r>
-    </w:p>
-    <w:bookmarkEnd w:id="28"/>
-    <w:bookmarkStart w:id="29" w:name="aufgabe-3-7-punkte"/>
-    <w:p>
-      <w:pPr>
-        <w:pStyle w:val="Heading2"/>
-      </w:pPr>
-      <w:r>
-        <w:t xml:space="preserve">Aufgabe 3 – 7 Punkte</w:t>
-      </w:r>
-    </w:p>
-    <w:p>
-      <w:pPr>
-        <w:numPr>
-          <w:ilvl w:val="0"/>
-          <w:numId w:val="1009"/>
-        </w:numPr>
-        <w:pStyle w:val="Compact"/>
-      </w:pPr>
-      <w:r>
-        <w:t xml:space="preserve">Das konkrete Bild in der Präsentation. – 1 P</w:t>
-      </w:r>
-    </w:p>
-    <w:p>
-      <w:pPr>
-        <w:numPr>
-          <w:ilvl w:val="0"/>
-          <w:numId w:val="1009"/>
-        </w:numPr>
-        <w:pStyle w:val="Compact"/>
-      </w:pPr>
-      <w:r>
-        <w:t xml:space="preserve">Breite, Höhe, Drehung. – 3 P</w:t>
-      </w:r>
-    </w:p>
-    <w:p>
-      <w:pPr>
-        <w:numPr>
-          <w:ilvl w:val="0"/>
-          <w:numId w:val="1009"/>
-        </w:numPr>
-        <w:pStyle w:val="Compact"/>
-      </w:pPr>
-    </w:p>
-    <w:p>
-      <w:pPr>
-        <w:numPr>
-          <w:ilvl w:val="1"/>
-          <w:numId w:val="1010"/>
-        </w:numPr>
-        <w:pStyle w:val="Compact"/>
-      </w:pPr>
-      <w:r>
-        <w:t xml:space="preserve">B.</w:t>
-      </w:r>
-      <w:r>
-        <w:t xml:space="preserve"> </w:t>
-      </w:r>
-      <w:r>
-        <w:rPr>
-          <w:rStyle w:val="VerbatimChar"/>
-        </w:rPr>
-        <w:t xml:space="preserve">10 cm</w:t>
+        <w:t xml:space="preserve">Überschrift</w:t>
       </w:r>
       <w:r>
         <w:t xml:space="preserve">,</w:t>
@@ -712,13 +264,10 @@
         <w:rPr>
           <w:rStyle w:val="VerbatimChar"/>
         </w:rPr>
-        <w:t xml:space="preserve">6 cm</w:t>
+        <w:t xml:space="preserve">Schriftgröße</w:t>
       </w:r>
       <w:r>
-        <w:t xml:space="preserve"> </w:t>
-      </w:r>
-      <w:r>
-        <w:t xml:space="preserve">oder</w:t>
+        <w:t xml:space="preserve">,</w:t>
       </w:r>
       <w:r>
         <w:t xml:space="preserve"> </w:t>
@@ -727,118 +276,363 @@
         <w:rPr>
           <w:rStyle w:val="VerbatimChar"/>
         </w:rPr>
-        <w:t xml:space="preserve">15°</w:t>
+        <w:t xml:space="preserve">Foto</w:t>
       </w:r>
       <w:r>
-        <w:t xml:space="preserve">. – 1 P</w:t>
+        <w:t xml:space="preserve">,</w:t>
+      </w:r>
+      <w:r>
+        <w:t xml:space="preserve"> </w:t>
+      </w:r>
+      <w:r>
+        <w:rPr>
+          <w:rStyle w:val="VerbatimChar"/>
+        </w:rPr>
+        <w:t xml:space="preserve">Aussage: Beginn 15 Uhr</w:t>
+      </w:r>
+      <w:r>
+        <w:t xml:space="preserve">,</w:t>
+      </w:r>
+      <w:r>
+        <w:t xml:space="preserve"> </w:t>
+      </w:r>
+      <w:r>
+        <w:rPr>
+          <w:rStyle w:val="VerbatimChar"/>
+        </w:rPr>
+        <w:t xml:space="preserve">Hintergrundfarbe</w:t>
+      </w:r>
+      <w:r>
+        <w:t xml:space="preserve"> </w:t>
+      </w:r>
+      <w:r>
+        <w:t xml:space="preserve">– Inhalt oder Design?</w:t>
       </w:r>
     </w:p>
     <w:p>
       <w:pPr>
         <w:numPr>
           <w:ilvl w:val="0"/>
-          <w:numId w:val="1009"/>
+          <w:numId w:val="1002"/>
         </w:numPr>
         <w:pStyle w:val="Compact"/>
       </w:pPr>
       <w:r>
-        <w:t xml:space="preserve">Löschen entfernt/verwaltet das Objekt; Breite ändern verändert einen Attributwert des bestehenden Objekts. – 2 P</w:t>
-      </w:r>
-    </w:p>
-    <w:bookmarkEnd w:id="29"/>
-    <w:bookmarkStart w:id="30" w:name="aufgabe-4-4-punkte"/>
-    <w:p>
-      <w:pPr>
-        <w:pStyle w:val="Heading2"/>
-      </w:pPr>
-      <w:r>
-        <w:t xml:space="preserve">Aufgabe 4 – 4 Punkte</w:t>
+        <w:t xml:space="preserve">Nenne zwei automatische Funktionen in Anwendersoftware.</w:t>
       </w:r>
     </w:p>
     <w:p>
       <w:pPr>
         <w:numPr>
           <w:ilvl w:val="0"/>
-          <w:numId w:val="1011"/>
+          <w:numId w:val="1002"/>
         </w:numPr>
         <w:pStyle w:val="Compact"/>
       </w:pPr>
       <w:r>
-        <w:t xml:space="preserve">Die Klasse beschreibt gemeinsame Eigenschaften bzw. mögliche Methoden ähnlicher Fahrrad-Objekte. – 2 P</w:t>
+        <w:t xml:space="preserve">Warum muss man automatische Ergebnisse trotzdem prüfen?</w:t>
+      </w:r>
+    </w:p>
+    <w:bookmarkEnd w:id="23"/>
+    <w:bookmarkStart w:id="24" w:name="X37e961fd139e4c843b2190d6c357c55b3f80685"/>
+    <w:p>
+      <w:pPr>
+        <w:pStyle w:val="Heading2"/>
+      </w:pPr>
+      <w:r>
+        <w:t xml:space="preserve">Aufgabe 5 – Objekt, Klasse, Attribut, Attributwert (6 Punkte)</w:t>
       </w:r>
     </w:p>
     <w:p>
       <w:pPr>
+        <w:pStyle w:val="FirstParagraph"/>
+      </w:pPr>
+      <w:r>
+        <w:t xml:space="preserve">Ein Präsentationsprogramm enthält drei Bilder. Alle sind Bildobjekte, aber sie haben unterschiedliche Breite, Höhe, Position und Transparenz.</w:t>
+      </w:r>
+    </w:p>
+    <w:p>
+      <w:pPr>
         <w:numPr>
           <w:ilvl w:val="0"/>
-          <w:numId w:val="1011"/>
+          <w:numId w:val="1003"/>
         </w:numPr>
         <w:pStyle w:val="Compact"/>
       </w:pPr>
+      <w:r>
+        <w:t xml:space="preserve">Nenne die Klasse.</w:t>
+      </w:r>
     </w:p>
     <w:p>
       <w:pPr>
         <w:numPr>
-          <w:ilvl w:val="1"/>
-          <w:numId w:val="1012"/>
+          <w:ilvl w:val="0"/>
+          <w:numId w:val="1003"/>
         </w:numPr>
         <w:pStyle w:val="Compact"/>
       </w:pPr>
       <w:r>
-        <w:t xml:space="preserve">B. Farbe, Gangzahl, Rahmengröße. – je 1 P</w:t>
+        <w:t xml:space="preserve">Nenne zwei Attribute.</w:t>
+      </w:r>
+    </w:p>
+    <w:p>
+      <w:pPr>
+        <w:numPr>
+          <w:ilvl w:val="0"/>
+          <w:numId w:val="1003"/>
+        </w:numPr>
+        <w:pStyle w:val="Compact"/>
+      </w:pPr>
+      <w:r>
+        <w:t xml:space="preserve">Nenne zwei mögliche Attributwerte.</w:t>
+      </w:r>
+    </w:p>
+    <w:p>
+      <w:pPr>
+        <w:numPr>
+          <w:ilvl w:val="0"/>
+          <w:numId w:val="1003"/>
+        </w:numPr>
+        <w:pStyle w:val="Compact"/>
+      </w:pPr>
+      <w:r>
+        <w:t xml:space="preserve">Erkläre, warum sich die Klasse nicht ändert, wenn ein Bild größer gezogen wird.</w:t>
+      </w:r>
+    </w:p>
+    <w:bookmarkEnd w:id="24"/>
+    <w:bookmarkStart w:id="25" w:name="Xf92eb31006e24c8e664d9a2f42cb2e6341f9a1f"/>
+    <w:p>
+      <w:pPr>
+        <w:pStyle w:val="Heading2"/>
+      </w:pPr>
+      <w:r>
+        <w:t xml:space="preserve">Aufgabe 6 – Methoden und Objektverwaltung (3 Punkte)</w:t>
+      </w:r>
+    </w:p>
+    <w:p>
+      <w:pPr>
+        <w:pStyle w:val="FirstParagraph"/>
+      </w:pPr>
+      <w:r>
+        <w:t xml:space="preserve">Unterscheide an Beispielen:</w:t>
+      </w:r>
+    </w:p>
+    <w:p>
+      <w:pPr>
+        <w:numPr>
+          <w:ilvl w:val="0"/>
+          <w:numId w:val="1004"/>
+        </w:numPr>
+        <w:pStyle w:val="Compact"/>
+      </w:pPr>
+      <w:r>
+        <w:t xml:space="preserve">Attributwert ändern</w:t>
+      </w:r>
+    </w:p>
+    <w:p>
+      <w:pPr>
+        <w:numPr>
+          <w:ilvl w:val="0"/>
+          <w:numId w:val="1004"/>
+        </w:numPr>
+        <w:pStyle w:val="Compact"/>
+      </w:pPr>
+      <w:r>
+        <w:t xml:space="preserve">Objekt erstellen/kopieren/löschen</w:t>
+      </w:r>
+    </w:p>
+    <w:p>
+      <w:pPr>
+        <w:numPr>
+          <w:ilvl w:val="0"/>
+          <w:numId w:val="1004"/>
+        </w:numPr>
+        <w:pStyle w:val="Compact"/>
+      </w:pPr>
+      <w:r>
+        <w:t xml:space="preserve">Methode auf ein Objekt anwenden</w:t>
+      </w:r>
+    </w:p>
+    <w:bookmarkEnd w:id="25"/>
+    <w:bookmarkStart w:id="26" w:name="Xe40584c2d0c9f053b8d22e7adad2a762aa800f8"/>
+    <w:p>
+      <w:pPr>
+        <w:pStyle w:val="Heading2"/>
+      </w:pPr>
+      <w:r>
+        <w:t xml:space="preserve">Aufgabe 7 – Rechte, Quellen und Plagiat (3 Punkte)</w:t>
+      </w:r>
+    </w:p>
+    <w:p>
+      <w:pPr>
+        <w:pStyle w:val="FirstParagraph"/>
+      </w:pPr>
+      <w:r>
+        <w:t xml:space="preserve">Du findest ein Bild im Internet und möchtest es in einer veröffentlichten Präsentation verwenden. Welche drei Fragen musst du vorher klären?</w:t>
+      </w:r>
+    </w:p>
+    <w:bookmarkEnd w:id="26"/>
+    <w:bookmarkStart w:id="27" w:name="Xcf0080f556a643747832d8dd2a7951194e2b0f6"/>
+    <w:p>
+      <w:pPr>
+        <w:pStyle w:val="Heading2"/>
+      </w:pPr>
+      <w:r>
+        <w:t xml:space="preserve">Aufgabe 8 – Metadaten und Dokumentenschutz (3 Punkte)</w:t>
+      </w:r>
+    </w:p>
+    <w:p>
+      <w:pPr>
+        <w:numPr>
+          <w:ilvl w:val="0"/>
+          <w:numId w:val="1005"/>
+        </w:numPr>
+        <w:pStyle w:val="Compact"/>
+      </w:pPr>
+      <w:r>
+        <w:t xml:space="preserve">Erkläre den Unterschied zwischen Inhaltsdaten und Metadaten.</w:t>
+      </w:r>
+    </w:p>
+    <w:p>
+      <w:pPr>
+        <w:numPr>
+          <w:ilvl w:val="0"/>
+          <w:numId w:val="1005"/>
+        </w:numPr>
+        <w:pStyle w:val="Compact"/>
+      </w:pPr>
+      <w:r>
+        <w:t xml:space="preserve">Nenne eine Möglichkeit, ein Dokument vor ungewolltem Zugriff oder Veränderung zu schützen.</w:t>
+      </w:r>
+    </w:p>
+    <w:bookmarkEnd w:id="27"/>
+    <w:bookmarkStart w:id="28" w:name="X585636e1525335faefb141d44ff0a13da221439"/>
+    <w:p>
+      <w:pPr>
+        <w:pStyle w:val="Heading2"/>
+      </w:pPr>
+      <w:r>
+        <w:t xml:space="preserve">Aufgabe 9 – Manipulation und automatische Medienerzeugung (3 Punkte)</w:t>
+      </w:r>
+    </w:p>
+    <w:p>
+      <w:pPr>
+        <w:pStyle w:val="FirstParagraph"/>
+      </w:pPr>
+      <w:r>
+        <w:t xml:space="preserve">Nenne zwei Hinweise, mit denen du prüfen kannst, ob ein Bild, Text oder Video manipuliert oder automatisch erzeugt sein könnte.</w:t>
+      </w:r>
+    </w:p>
+    <w:p>
+      <w:r>
+        <w:br w:type="page"/>
+      </w:r>
+    </w:p>
+    <w:bookmarkEnd w:id="28"/>
+    <w:bookmarkEnd w:id="29"/>
+    <w:bookmarkStart w:id="39" w:name="Xcb4a142a0277ffbfc1171b62173f2f7dc653db9"/>
+    <w:p>
+      <w:pPr>
+        <w:pStyle w:val="Heading1"/>
+      </w:pPr>
+      <w:r>
+        <w:t xml:space="preserve">Lösung – Leistungskontrolle Repräsentation von Daten</w:t>
+      </w:r>
+    </w:p>
+    <w:p>
+      <w:pPr>
+        <w:pStyle w:val="FirstParagraph"/>
+      </w:pPr>
+      <w:r>
+        <w:rPr>
+          <w:bCs/>
+          <w:b/>
+        </w:rPr>
+        <w:t xml:space="preserve">Gesamt:</w:t>
+      </w:r>
+      <w:r>
+        <w:t xml:space="preserve"> </w:t>
+      </w:r>
+      <w:r>
+        <w:t xml:space="preserve">32 Punkte</w:t>
+      </w:r>
+    </w:p>
+    <w:bookmarkStart w:id="30" w:name="X8edaca18283231eb45a226b7fcdd3927b62a363"/>
+    <w:p>
+      <w:pPr>
+        <w:pStyle w:val="Heading2"/>
+      </w:pPr>
+      <w:r>
+        <w:t xml:space="preserve">Aufgabe 1 – Daten und Information (4 Punkte)</w:t>
+      </w:r>
+    </w:p>
+    <w:p>
+      <w:pPr>
+        <w:pStyle w:val="FirstParagraph"/>
+      </w:pPr>
+      <w:r>
+        <w:t xml:space="preserve">Daten sind Darstellungen, Zeichen oder Werte. Information entsteht, wenn Daten in einem Kontext Bedeutung erhalten.</w:t>
+      </w:r>
+      <w:r>
+        <w:t xml:space="preserve"> </w:t>
+      </w:r>
+      <w:r>
+        <w:rPr>
+          <w:rStyle w:val="VerbatimChar"/>
+        </w:rPr>
+        <w:t xml:space="preserve">18</w:t>
+      </w:r>
+      <w:r>
+        <w:t xml:space="preserve"> </w:t>
+      </w:r>
+      <w:r>
+        <w:t xml:space="preserve">kann z. B. 18 Grad, 18 Jahre, Hausnummer 18 oder 18 Punkte bedeuten. 2 Punkte Begriffserklärung, 2 Punkte Kontexte.</w:t>
       </w:r>
     </w:p>
     <w:bookmarkEnd w:id="30"/>
-    <w:bookmarkStart w:id="31" w:name="aufgabe-5-4-punkte"/>
+    <w:bookmarkStart w:id="31" w:name="aufgabe-2-darstellungsformen-4-punkte-1"/>
     <w:p>
       <w:pPr>
         <w:pStyle w:val="Heading2"/>
       </w:pPr>
       <w:r>
-        <w:t xml:space="preserve">Aufgabe 5 – 4 Punkte</w:t>
+        <w:t xml:space="preserve">Aufgabe 2 – Darstellungsformen (4 Punkte)</w:t>
       </w:r>
     </w:p>
     <w:p>
       <w:pPr>
-        <w:numPr>
-          <w:ilvl w:val="0"/>
-          <w:numId w:val="1013"/>
-        </w:numPr>
-        <w:pStyle w:val="Compact"/>
+        <w:pStyle w:val="FirstParagraph"/>
       </w:pPr>
       <w:r>
-        <w:t xml:space="preserve">Tabellenkalkulation; Zahlen lassen sich strukturiert erfassen, berechnen und auswerten. – 2 P</w:t>
+        <w:t xml:space="preserve">Tabelle: genaue Einzelwerte gut ablesbar, aber Muster oft weniger schnell erkennbar. Diagramm: Vergleiche und Entwicklungen gut sichtbar, aber Einzelwerte ggf. ungenauer. Je ein sinnvoller Vor-/Nachteil pro Darstellungsform.</w:t>
+      </w:r>
+    </w:p>
+    <w:bookmarkEnd w:id="31"/>
+    <w:bookmarkStart w:id="32" w:name="Xceda9836d3cedcaac4e5a2a9f91b762977c2759"/>
+    <w:p>
+      <w:pPr>
+        <w:pStyle w:val="Heading2"/>
+      </w:pPr>
+      <w:r>
+        <w:t xml:space="preserve">Aufgabe 3 – Geeignete Software auswählen (4 Punkte)</w:t>
       </w:r>
     </w:p>
     <w:p>
       <w:pPr>
-        <w:numPr>
-          <w:ilvl w:val="0"/>
-          <w:numId w:val="1013"/>
-        </w:numPr>
-        <w:pStyle w:val="Compact"/>
-      </w:pPr>
-    </w:p>
-    <w:p>
-      <w:pPr>
-        <w:numPr>
-          <w:ilvl w:val="1"/>
-          <w:numId w:val="1014"/>
-        </w:numPr>
-        <w:pStyle w:val="Compact"/>
+        <w:pStyle w:val="FirstParagraph"/>
       </w:pPr>
       <w:r>
-        <w:t xml:space="preserve">B. Rechtschreibprüfung, automatische Summe, Formatvorlage, Farbanpassung. Funktion + Erklärung: 2 P.</w:t>
+        <w:t xml:space="preserve">Einladung: Textverarbeitung. Umfrage: Tabellenkalkulation. Plakat: Grafik-/Präsentationsprogramm. Erklärfilm: Video-/Animationssoftware. Je 0,5 Punkte Auswahl und 0,5 Punkte Begründung.</w:t>
       </w:r>
     </w:p>
-    <w:bookmarkEnd w:id="31"/>
-    <w:bookmarkStart w:id="32" w:name="aufgabe-6-4-punkte"/>
+    <w:bookmarkEnd w:id="32"/>
+    <w:bookmarkStart w:id="33" w:name="Xdcb2a3c939144c1da6c5326331c1acb2686b2bb"/>
     <w:p>
       <w:pPr>
         <w:pStyle w:val="Heading2"/>
       </w:pPr>
       <w:r>
-        <w:t xml:space="preserve">Aufgabe 6 – 4 Punkte</w:t>
+        <w:t xml:space="preserve">Aufgabe 4 – Inhalt, Design und Automatisierung (5 Punkte)</w:t>
       </w:r>
     </w:p>
     <w:p>
@@ -846,91 +640,101 @@
         <w:pStyle w:val="FirstParagraph"/>
       </w:pPr>
       <w:r>
-        <w:t xml:space="preserve">Je sinnvoller Aspekt 1 P, z. B.:</w:t>
+        <w:t xml:space="preserve">Inhalt: Überschrift, Foto, Aussage „Beginn 15 Uhr“. Design: Schriftgröße, Hintergrundfarbe. Automatische Funktionen: Rechtschreibprüfung, Layoutvorlagen, automatische Summen, Diagramm aus Tabelle, Bildkorrektur, Vorschläge. Automatische Ergebnisse müssen geprüft werden, weil Software Kontext, Wahrheit, Aktualität und Absicht nicht sicher beurteilt. Punkte anteilig.</w:t>
+      </w:r>
+    </w:p>
+    <w:bookmarkEnd w:id="33"/>
+    <w:bookmarkStart w:id="34" w:name="Xe93bbbeeb51e2a56361f798cb5a5f600ca9e2d6"/>
+    <w:p>
+      <w:pPr>
+        <w:pStyle w:val="Heading2"/>
+      </w:pPr>
+      <w:r>
+        <w:t xml:space="preserve">Aufgabe 5 – Objekt, Klasse, Attribut, Attributwert (6 Punkte)</w:t>
       </w:r>
     </w:p>
     <w:p>
       <w:pPr>
-        <w:numPr>
-          <w:ilvl w:val="0"/>
-          <w:numId w:val="1015"/>
-        </w:numPr>
-        <w:pStyle w:val="Compact"/>
+        <w:pStyle w:val="FirstParagraph"/>
       </w:pPr>
       <w:r>
-        <w:t xml:space="preserve">Zustimmung/Rechte der abgebildeten Personen</w:t>
+        <w:t xml:space="preserve">Klasse: Bildobjekt/Bild. Attribute: Breite, Höhe, Position, Transparenz, Drehung. Attributwerte: z. B. Breite 8 cm, Position links oben, Transparenz 30 %. Wenn ein Bild größer gezogen wird, ändert sich nur der Attributwert bzw. Zustand dieses konkreten Objekts; die Klasse als Bauplan für Bildobjekte bleibt gleich.</w:t>
+      </w:r>
+    </w:p>
+    <w:bookmarkEnd w:id="34"/>
+    <w:bookmarkStart w:id="35" w:name="X06253286af49090862fdfcaed61a637f0c7fbb9"/>
+    <w:p>
+      <w:pPr>
+        <w:pStyle w:val="Heading2"/>
+      </w:pPr>
+      <w:r>
+        <w:t xml:space="preserve">Aufgabe 6 – Methoden und Objektverwaltung (3 Punkte)</w:t>
       </w:r>
     </w:p>
     <w:p>
       <w:pPr>
-        <w:numPr>
-          <w:ilvl w:val="0"/>
-          <w:numId w:val="1015"/>
-        </w:numPr>
-        <w:pStyle w:val="Compact"/>
+        <w:pStyle w:val="FirstParagraph"/>
       </w:pPr>
       <w:r>
-        <w:t xml:space="preserve">Urheber bzw. Rechte am Foto</w:t>
+        <w:t xml:space="preserve">Attributwert ändern: Breite von 5 cm auf 8 cm setzen. Objektverwaltung: Bild kopieren, neues Textfeld erstellen, Objekt löschen. Methode: drehen, verschieben, skalieren, zuschneiden. Je 1 Punkt.</w:t>
+      </w:r>
+    </w:p>
+    <w:bookmarkEnd w:id="35"/>
+    <w:bookmarkStart w:id="36" w:name="Xa63c84f1ac3308444e3d2519443433673eba6ee"/>
+    <w:p>
+      <w:pPr>
+        <w:pStyle w:val="Heading2"/>
+      </w:pPr>
+      <w:r>
+        <w:t xml:space="preserve">Aufgabe 7 – Rechte, Quellen und Plagiat (3 Punkte)</w:t>
       </w:r>
     </w:p>
     <w:p>
       <w:pPr>
-        <w:numPr>
-          <w:ilvl w:val="0"/>
-          <w:numId w:val="1015"/>
-        </w:numPr>
-        <w:pStyle w:val="Compact"/>
+        <w:pStyle w:val="FirstParagraph"/>
       </w:pPr>
       <w:r>
-        <w:t xml:space="preserve">Lizenz/Nutzungserlaubnis</w:t>
+        <w:t xml:space="preserve">Mögliche Fragen: Wer ist Urheber? Unter welcher Lizenz steht das Bild? Darf ich es für meinen Zweck verwenden? Muss ich eine Quelle nennen? Ist eine Person erkennbar und muss zustimmen? Verändere ich fremde Arbeit und gebe sie als eigene aus? Drei sinnvolle Punkte je 1 Punkt.</w:t>
+      </w:r>
+    </w:p>
+    <w:bookmarkEnd w:id="36"/>
+    <w:bookmarkStart w:id="37" w:name="Xd76e1d2b96c37a8f97d86f49ed9df62602412a9"/>
+    <w:p>
+      <w:pPr>
+        <w:pStyle w:val="Heading2"/>
+      </w:pPr>
+      <w:r>
+        <w:t xml:space="preserve">Aufgabe 8 – Metadaten und Dokumentenschutz (3 Punkte)</w:t>
       </w:r>
     </w:p>
     <w:p>
       <w:pPr>
-        <w:numPr>
-          <w:ilvl w:val="0"/>
-          <w:numId w:val="1015"/>
-        </w:numPr>
-        <w:pStyle w:val="Compact"/>
+        <w:pStyle w:val="FirstParagraph"/>
       </w:pPr>
       <w:r>
-        <w:t xml:space="preserve">Reichweite und Zielgruppe der Veröffentlichung</w:t>
+        <w:t xml:space="preserve">Inhaltsdaten sind sichtbare bzw. direkt wahrnehmbare Inhalte, z. B. Text oder Bild. Metadaten beschreiben zusätzliche Informationen, z. B. Autor, Änderungsdatum, Kamera, Standort. Schutz: Passwort, Schreibschutz, Berechtigungen, nur Leselink, Zugriff auf bestimmte Personen beschränken. Punkte anteilig.</w:t>
+      </w:r>
+    </w:p>
+    <w:bookmarkEnd w:id="37"/>
+    <w:bookmarkStart w:id="38" w:name="X79ce0d332b801b7f0c8210e06b26b02fcb5d34d"/>
+    <w:p>
+      <w:pPr>
+        <w:pStyle w:val="Heading2"/>
+      </w:pPr>
+      <w:r>
+        <w:t xml:space="preserve">Aufgabe 9 – Manipulation und automatische Medienerzeugung (3 Punkte)</w:t>
       </w:r>
     </w:p>
     <w:p>
       <w:pPr>
-        <w:numPr>
-          <w:ilvl w:val="0"/>
-          <w:numId w:val="1015"/>
-        </w:numPr>
-        <w:pStyle w:val="Compact"/>
+        <w:pStyle w:val="FirstParagraph"/>
       </w:pPr>
       <w:r>
-        <w:t xml:space="preserve">notwendige Quellenangabe</w:t>
+        <w:t xml:space="preserve">Hinweise: Quelle prüfen, Veröffentlichungsdatum prüfen, Bildfehler/ungewöhnliche Details, andere Quellen vergleichen, Rückwärtssuche, Metadaten prüfen, übertriebene/unklare Darstellung, fehlender Urheber, Kontext passt nicht. Zwei Hinweise plus Begründung ergeben volle Punktzahl.</w:t>
       </w:r>
     </w:p>
-    <w:p>
-      <w:pPr>
-        <w:numPr>
-          <w:ilvl w:val="0"/>
-          <w:numId w:val="1015"/>
-        </w:numPr>
-        <w:pStyle w:val="Compact"/>
-      </w:pPr>
-      <w:r>
-        <w:t xml:space="preserve">schulische Vorgaben bzw. Datenschutzregeln</w:t>
-      </w:r>
-    </w:p>
-    <w:p>
-      <w:pPr>
-        <w:pStyle w:val="FirstParagraph"/>
-      </w:pPr>
-      <w:r>
-        <w:t xml:space="preserve">Maximal 4 Punkte.</w:t>
-      </w:r>
-    </w:p>
-    <w:bookmarkEnd w:id="32"/>
-    <w:bookmarkEnd w:id="33"/>
+    <w:bookmarkEnd w:id="38"/>
+    <w:bookmarkEnd w:id="39"/>
     <w:sectPr>
       <w:headerReference r:id="rId9" w:type="default"/>
       <w:footerReference r:id="rId11" w:type="default"/>
@@ -961,7 +765,7 @@
       <w:rPr>
         <w:sz w:val="16"/>
       </w:rPr>
-      <w:t>Unterrichtsmaterial Oberschule Sachsen · Version v0.4.0-356-g3db0967-dirty · Build 17.08.2026</w:t>
+      <w:t>Unterrichtsmaterial Oberschule Sachsen · Version v0.4.0-376-g6ba679b-dirty · Build 17.08.2026</w:t>
     </w:r>
   </w:p>
 </w:ftr>
@@ -1349,91 +1153,6 @@
     <w:lvl w:ilvl="8">
       <w:start w:val="1"/>
       <w:numFmt w:val="decimal"/>
-      <w:lvlText w:val="%9."/>
-      <w:lvlJc w:val="left"/>
-      <w:pPr>
-        <w:ind w:left="6480" w:hanging="480"/>
-      </w:pPr>
-    </w:lvl>
-  </w:abstractNum>
-  <w:abstractNum w:abstractNumId="997126">
-    <w:nsid w:val="A997126"/>
-    <w:multiLevelType w:val="multilevel"/>
-    <w:lvl w:ilvl="0">
-      <w:start w:val="26"/>
-      <w:numFmt w:val="lowerLetter"/>
-      <w:lvlText w:val="%1."/>
-      <w:lvlJc w:val="left"/>
-      <w:pPr>
-        <w:ind w:left="720" w:hanging="480"/>
-      </w:pPr>
-    </w:lvl>
-    <w:lvl w:ilvl="1">
-      <w:start w:val="26"/>
-      <w:numFmt w:val="lowerLetter"/>
-      <w:lvlText w:val="%2."/>
-      <w:lvlJc w:val="left"/>
-      <w:pPr>
-        <w:ind w:left="1440" w:hanging="480"/>
-      </w:pPr>
-    </w:lvl>
-    <w:lvl w:ilvl="2">
-      <w:start w:val="26"/>
-      <w:numFmt w:val="lowerLetter"/>
-      <w:lvlText w:val="%3."/>
-      <w:lvlJc w:val="left"/>
-      <w:pPr>
-        <w:ind w:left="2160" w:hanging="480"/>
-      </w:pPr>
-    </w:lvl>
-    <w:lvl w:ilvl="3">
-      <w:start w:val="26"/>
-      <w:numFmt w:val="lowerLetter"/>
-      <w:lvlText w:val="%4."/>
-      <w:lvlJc w:val="left"/>
-      <w:pPr>
-        <w:ind w:left="2880" w:hanging="480"/>
-      </w:pPr>
-    </w:lvl>
-    <w:lvl w:ilvl="4">
-      <w:start w:val="26"/>
-      <w:numFmt w:val="lowerLetter"/>
-      <w:lvlText w:val="%5."/>
-      <w:lvlJc w:val="left"/>
-      <w:pPr>
-        <w:ind w:left="3600" w:hanging="480"/>
-      </w:pPr>
-    </w:lvl>
-    <w:lvl w:ilvl="5">
-      <w:start w:val="26"/>
-      <w:numFmt w:val="lowerLetter"/>
-      <w:lvlText w:val="%6."/>
-      <w:lvlJc w:val="left"/>
-      <w:pPr>
-        <w:ind w:left="4320" w:hanging="480"/>
-      </w:pPr>
-    </w:lvl>
-    <w:lvl w:ilvl="6">
-      <w:start w:val="26"/>
-      <w:numFmt w:val="lowerLetter"/>
-      <w:lvlText w:val="%7."/>
-      <w:lvlJc w:val="left"/>
-      <w:pPr>
-        <w:ind w:left="5040" w:hanging="480"/>
-      </w:pPr>
-    </w:lvl>
-    <w:lvl w:ilvl="7">
-      <w:start w:val="26"/>
-      <w:numFmt w:val="lowerLetter"/>
-      <w:lvlText w:val="%8."/>
-      <w:lvlJc w:val="left"/>
-      <w:pPr>
-        <w:ind w:left="5760" w:hanging="480"/>
-      </w:pPr>
-    </w:lvl>
-    <w:lvl w:ilvl="8">
-      <w:start w:val="26"/>
-      <w:numFmt w:val="lowerLetter"/>
       <w:lvlText w:val="%9."/>
       <w:lvlJc w:val="left"/>
       <w:pPr>
@@ -1638,34 +1357,7 @@
     </w:lvlOverride>
   </w:num>
   <w:num w:numId="1004">
-    <w:abstractNumId w:val="99411"/>
-    <w:lvlOverride w:ilvl="0">
-      <w:startOverride w:val="1"/>
-    </w:lvlOverride>
-    <w:lvlOverride w:ilvl="1">
-      <w:startOverride w:val="1"/>
-    </w:lvlOverride>
-    <w:lvlOverride w:ilvl="2">
-      <w:startOverride w:val="1"/>
-    </w:lvlOverride>
-    <w:lvlOverride w:ilvl="3">
-      <w:startOverride w:val="1"/>
-    </w:lvlOverride>
-    <w:lvlOverride w:ilvl="4">
-      <w:startOverride w:val="1"/>
-    </w:lvlOverride>
-    <w:lvlOverride w:ilvl="5">
-      <w:startOverride w:val="1"/>
-    </w:lvlOverride>
-    <w:lvlOverride w:ilvl="6">
-      <w:startOverride w:val="1"/>
-    </w:lvlOverride>
-    <w:lvlOverride w:ilvl="7">
-      <w:startOverride w:val="1"/>
-    </w:lvlOverride>
-    <w:lvlOverride w:ilvl="8">
-      <w:startOverride w:val="1"/>
-    </w:lvlOverride>
+    <w:abstractNumId w:val="991"/>
   </w:num>
   <w:num w:numId="1005">
     <w:abstractNumId w:val="99411"/>
@@ -1696,279 +1388,6 @@
     <w:lvlOverride w:ilvl="8">
       <w:startOverride w:val="1"/>
     </w:lvlOverride>
-  </w:num>
-  <w:num w:numId="1006">
-    <w:abstractNumId w:val="99411"/>
-    <w:lvlOverride w:ilvl="0">
-      <w:startOverride w:val="1"/>
-    </w:lvlOverride>
-    <w:lvlOverride w:ilvl="1">
-      <w:startOverride w:val="1"/>
-    </w:lvlOverride>
-    <w:lvlOverride w:ilvl="2">
-      <w:startOverride w:val="1"/>
-    </w:lvlOverride>
-    <w:lvlOverride w:ilvl="3">
-      <w:startOverride w:val="1"/>
-    </w:lvlOverride>
-    <w:lvlOverride w:ilvl="4">
-      <w:startOverride w:val="1"/>
-    </w:lvlOverride>
-    <w:lvlOverride w:ilvl="5">
-      <w:startOverride w:val="1"/>
-    </w:lvlOverride>
-    <w:lvlOverride w:ilvl="6">
-      <w:startOverride w:val="1"/>
-    </w:lvlOverride>
-    <w:lvlOverride w:ilvl="7">
-      <w:startOverride w:val="1"/>
-    </w:lvlOverride>
-    <w:lvlOverride w:ilvl="8">
-      <w:startOverride w:val="1"/>
-    </w:lvlOverride>
-  </w:num>
-  <w:num w:numId="1007">
-    <w:abstractNumId w:val="99411"/>
-    <w:lvlOverride w:ilvl="0">
-      <w:startOverride w:val="1"/>
-    </w:lvlOverride>
-    <w:lvlOverride w:ilvl="1">
-      <w:startOverride w:val="1"/>
-    </w:lvlOverride>
-    <w:lvlOverride w:ilvl="2">
-      <w:startOverride w:val="1"/>
-    </w:lvlOverride>
-    <w:lvlOverride w:ilvl="3">
-      <w:startOverride w:val="1"/>
-    </w:lvlOverride>
-    <w:lvlOverride w:ilvl="4">
-      <w:startOverride w:val="1"/>
-    </w:lvlOverride>
-    <w:lvlOverride w:ilvl="5">
-      <w:startOverride w:val="1"/>
-    </w:lvlOverride>
-    <w:lvlOverride w:ilvl="6">
-      <w:startOverride w:val="1"/>
-    </w:lvlOverride>
-    <w:lvlOverride w:ilvl="7">
-      <w:startOverride w:val="1"/>
-    </w:lvlOverride>
-    <w:lvlOverride w:ilvl="8">
-      <w:startOverride w:val="1"/>
-    </w:lvlOverride>
-  </w:num>
-  <w:num w:numId="1008">
-    <w:abstractNumId w:val="997126"/>
-    <w:lvlOverride w:ilvl="0">
-      <w:startOverride w:val="26"/>
-    </w:lvlOverride>
-    <w:lvlOverride w:ilvl="1">
-      <w:startOverride w:val="26"/>
-    </w:lvlOverride>
-    <w:lvlOverride w:ilvl="2">
-      <w:startOverride w:val="26"/>
-    </w:lvlOverride>
-    <w:lvlOverride w:ilvl="3">
-      <w:startOverride w:val="26"/>
-    </w:lvlOverride>
-    <w:lvlOverride w:ilvl="4">
-      <w:startOverride w:val="26"/>
-    </w:lvlOverride>
-    <w:lvlOverride w:ilvl="5">
-      <w:startOverride w:val="26"/>
-    </w:lvlOverride>
-    <w:lvlOverride w:ilvl="6">
-      <w:startOverride w:val="26"/>
-    </w:lvlOverride>
-    <w:lvlOverride w:ilvl="7">
-      <w:startOverride w:val="26"/>
-    </w:lvlOverride>
-    <w:lvlOverride w:ilvl="8">
-      <w:startOverride w:val="26"/>
-    </w:lvlOverride>
-  </w:num>
-  <w:num w:numId="1009">
-    <w:abstractNumId w:val="99411"/>
-    <w:lvlOverride w:ilvl="0">
-      <w:startOverride w:val="1"/>
-    </w:lvlOverride>
-    <w:lvlOverride w:ilvl="1">
-      <w:startOverride w:val="1"/>
-    </w:lvlOverride>
-    <w:lvlOverride w:ilvl="2">
-      <w:startOverride w:val="1"/>
-    </w:lvlOverride>
-    <w:lvlOverride w:ilvl="3">
-      <w:startOverride w:val="1"/>
-    </w:lvlOverride>
-    <w:lvlOverride w:ilvl="4">
-      <w:startOverride w:val="1"/>
-    </w:lvlOverride>
-    <w:lvlOverride w:ilvl="5">
-      <w:startOverride w:val="1"/>
-    </w:lvlOverride>
-    <w:lvlOverride w:ilvl="6">
-      <w:startOverride w:val="1"/>
-    </w:lvlOverride>
-    <w:lvlOverride w:ilvl="7">
-      <w:startOverride w:val="1"/>
-    </w:lvlOverride>
-    <w:lvlOverride w:ilvl="8">
-      <w:startOverride w:val="1"/>
-    </w:lvlOverride>
-  </w:num>
-  <w:num w:numId="1010">
-    <w:abstractNumId w:val="997126"/>
-    <w:lvlOverride w:ilvl="0">
-      <w:startOverride w:val="26"/>
-    </w:lvlOverride>
-    <w:lvlOverride w:ilvl="1">
-      <w:startOverride w:val="26"/>
-    </w:lvlOverride>
-    <w:lvlOverride w:ilvl="2">
-      <w:startOverride w:val="26"/>
-    </w:lvlOverride>
-    <w:lvlOverride w:ilvl="3">
-      <w:startOverride w:val="26"/>
-    </w:lvlOverride>
-    <w:lvlOverride w:ilvl="4">
-      <w:startOverride w:val="26"/>
-    </w:lvlOverride>
-    <w:lvlOverride w:ilvl="5">
-      <w:startOverride w:val="26"/>
-    </w:lvlOverride>
-    <w:lvlOverride w:ilvl="6">
-      <w:startOverride w:val="26"/>
-    </w:lvlOverride>
-    <w:lvlOverride w:ilvl="7">
-      <w:startOverride w:val="26"/>
-    </w:lvlOverride>
-    <w:lvlOverride w:ilvl="8">
-      <w:startOverride w:val="26"/>
-    </w:lvlOverride>
-  </w:num>
-  <w:num w:numId="1011">
-    <w:abstractNumId w:val="99411"/>
-    <w:lvlOverride w:ilvl="0">
-      <w:startOverride w:val="1"/>
-    </w:lvlOverride>
-    <w:lvlOverride w:ilvl="1">
-      <w:startOverride w:val="1"/>
-    </w:lvlOverride>
-    <w:lvlOverride w:ilvl="2">
-      <w:startOverride w:val="1"/>
-    </w:lvlOverride>
-    <w:lvlOverride w:ilvl="3">
-      <w:startOverride w:val="1"/>
-    </w:lvlOverride>
-    <w:lvlOverride w:ilvl="4">
-      <w:startOverride w:val="1"/>
-    </w:lvlOverride>
-    <w:lvlOverride w:ilvl="5">
-      <w:startOverride w:val="1"/>
-    </w:lvlOverride>
-    <w:lvlOverride w:ilvl="6">
-      <w:startOverride w:val="1"/>
-    </w:lvlOverride>
-    <w:lvlOverride w:ilvl="7">
-      <w:startOverride w:val="1"/>
-    </w:lvlOverride>
-    <w:lvlOverride w:ilvl="8">
-      <w:startOverride w:val="1"/>
-    </w:lvlOverride>
-  </w:num>
-  <w:num w:numId="1012">
-    <w:abstractNumId w:val="997126"/>
-    <w:lvlOverride w:ilvl="0">
-      <w:startOverride w:val="26"/>
-    </w:lvlOverride>
-    <w:lvlOverride w:ilvl="1">
-      <w:startOverride w:val="26"/>
-    </w:lvlOverride>
-    <w:lvlOverride w:ilvl="2">
-      <w:startOverride w:val="26"/>
-    </w:lvlOverride>
-    <w:lvlOverride w:ilvl="3">
-      <w:startOverride w:val="26"/>
-    </w:lvlOverride>
-    <w:lvlOverride w:ilvl="4">
-      <w:startOverride w:val="26"/>
-    </w:lvlOverride>
-    <w:lvlOverride w:ilvl="5">
-      <w:startOverride w:val="26"/>
-    </w:lvlOverride>
-    <w:lvlOverride w:ilvl="6">
-      <w:startOverride w:val="26"/>
-    </w:lvlOverride>
-    <w:lvlOverride w:ilvl="7">
-      <w:startOverride w:val="26"/>
-    </w:lvlOverride>
-    <w:lvlOverride w:ilvl="8">
-      <w:startOverride w:val="26"/>
-    </w:lvlOverride>
-  </w:num>
-  <w:num w:numId="1013">
-    <w:abstractNumId w:val="99411"/>
-    <w:lvlOverride w:ilvl="0">
-      <w:startOverride w:val="1"/>
-    </w:lvlOverride>
-    <w:lvlOverride w:ilvl="1">
-      <w:startOverride w:val="1"/>
-    </w:lvlOverride>
-    <w:lvlOverride w:ilvl="2">
-      <w:startOverride w:val="1"/>
-    </w:lvlOverride>
-    <w:lvlOverride w:ilvl="3">
-      <w:startOverride w:val="1"/>
-    </w:lvlOverride>
-    <w:lvlOverride w:ilvl="4">
-      <w:startOverride w:val="1"/>
-    </w:lvlOverride>
-    <w:lvlOverride w:ilvl="5">
-      <w:startOverride w:val="1"/>
-    </w:lvlOverride>
-    <w:lvlOverride w:ilvl="6">
-      <w:startOverride w:val="1"/>
-    </w:lvlOverride>
-    <w:lvlOverride w:ilvl="7">
-      <w:startOverride w:val="1"/>
-    </w:lvlOverride>
-    <w:lvlOverride w:ilvl="8">
-      <w:startOverride w:val="1"/>
-    </w:lvlOverride>
-  </w:num>
-  <w:num w:numId="1014">
-    <w:abstractNumId w:val="997126"/>
-    <w:lvlOverride w:ilvl="0">
-      <w:startOverride w:val="26"/>
-    </w:lvlOverride>
-    <w:lvlOverride w:ilvl="1">
-      <w:startOverride w:val="26"/>
-    </w:lvlOverride>
-    <w:lvlOverride w:ilvl="2">
-      <w:startOverride w:val="26"/>
-    </w:lvlOverride>
-    <w:lvlOverride w:ilvl="3">
-      <w:startOverride w:val="26"/>
-    </w:lvlOverride>
-    <w:lvlOverride w:ilvl="4">
-      <w:startOverride w:val="26"/>
-    </w:lvlOverride>
-    <w:lvlOverride w:ilvl="5">
-      <w:startOverride w:val="26"/>
-    </w:lvlOverride>
-    <w:lvlOverride w:ilvl="6">
-      <w:startOverride w:val="26"/>
-    </w:lvlOverride>
-    <w:lvlOverride w:ilvl="7">
-      <w:startOverride w:val="26"/>
-    </w:lvlOverride>
-    <w:lvlOverride w:ilvl="8">
-      <w:startOverride w:val="26"/>
-    </w:lvlOverride>
-  </w:num>
-  <w:num w:numId="1015">
-    <w:abstractNumId w:val="991"/>
   </w:num>
 </w:numbering>
 </file>

--- a/Ausgabe/Klasse_7/02_Repraesentation_von_Daten/09_Lernkontrollen.docx
+++ b/Ausgabe/Klasse_7/02_Repraesentation_von_Daten/09_Lernkontrollen.docx
@@ -126,13 +126,13 @@
         <w:t xml:space="preserve">30 Punkte</w:t>
       </w:r>
     </w:p>
-    <w:bookmarkStart w:id="20" w:name="aufgabe-1-information-und-daten-6-punkte"/>
+    <w:bookmarkStart w:id="20" w:name="aufgabe-1-information-und-daten-5-punkte"/>
     <w:p>
       <w:pPr>
         <w:pStyle w:val="Heading2"/>
       </w:pPr>
       <w:r>
-        <w:t xml:space="preserve">Aufgabe 1 – Information und Daten (6 Punkte)</w:t>
+        <w:t xml:space="preserve">Aufgabe 1 – Information und Daten (5 Punkte)</w:t>
       </w:r>
     </w:p>
     <w:p>
@@ -200,17 +200,17 @@
         <w:t xml:space="preserve"> </w:t>
       </w:r>
       <w:r>
-        <w:t xml:space="preserve">steht allein auf einem Zettel. Nenne zwei verschiedene Kontexte, in denen daraus unterschiedliche Informationen werden. (3 P)</w:t>
+        <w:t xml:space="preserve">steht allein auf einem Zettel. Nenne zwei verschiedene Kontexte, in denen daraus unterschiedliche Informationen werden. (2 P)</w:t>
       </w:r>
     </w:p>
     <w:bookmarkEnd w:id="20"/>
-    <w:bookmarkStart w:id="21" w:name="aufgabe-2-darstellungsformen-5-punkte"/>
+    <w:bookmarkStart w:id="21" w:name="Xfe21d8805844e48c60de8b63c41b5a1aa92ee7a"/>
     <w:p>
       <w:pPr>
         <w:pStyle w:val="Heading2"/>
       </w:pPr>
       <w:r>
-        <w:t xml:space="preserve">Aufgabe 2 – Darstellungsformen (5 Punkte)</w:t>
+        <w:t xml:space="preserve">Aufgabe 2 – Darstellungsformen und Softwareauswahl (5 Punkte)</w:t>
       </w:r>
     </w:p>
     <w:p>
@@ -218,7 +218,7 @@
         <w:pStyle w:val="FirstParagraph"/>
       </w:pPr>
       <w:r>
-        <w:t xml:space="preserve">Wähle jeweils eine geeignete Darstellungsform und begründe kurz:</w:t>
+        <w:t xml:space="preserve">Wähle jeweils eine geeignete Darstellungsform oder Softwareart und begründe kurz:</w:t>
       </w:r>
     </w:p>
     <w:p>
@@ -230,7 +230,7 @@
         <w:pStyle w:val="Compact"/>
       </w:pPr>
       <w:r>
-        <w:t xml:space="preserve">Entwicklung der Temperatur über sieben Tage. (2 P)</w:t>
+        <w:t xml:space="preserve">Entwicklung der Temperatur über sieben Tage. (1,5 P)</w:t>
       </w:r>
     </w:p>
     <w:p>
@@ -242,7 +242,7 @@
         <w:pStyle w:val="Compact"/>
       </w:pPr>
       <w:r>
-        <w:t xml:space="preserve">genauer Stundenplan einer Klasse. (2 P)</w:t>
+        <w:t xml:space="preserve">genauer Stundenplan einer Klasse. (1,5 P)</w:t>
       </w:r>
     </w:p>
     <w:p>
@@ -254,17 +254,59 @@
         <w:pStyle w:val="Compact"/>
       </w:pPr>
       <w:r>
-        <w:t xml:space="preserve">Nenne einen Nachteil, wenn eine wichtige Information ausschließlich als Bild angeboten wird. (1 P)</w:t>
+        <w:t xml:space="preserve">Auswertung einer Umfrage mit vielen Zahlenwerten. (2 P)</w:t>
       </w:r>
     </w:p>
     <w:bookmarkEnd w:id="21"/>
-    <w:bookmarkStart w:id="22" w:name="aufgabe-3-objekte-und-attribute-7-punkte"/>
+    <w:bookmarkStart w:id="22" w:name="X56cde6573b0c117e31d95e42efc3cfee6b574d9"/>
     <w:p>
       <w:pPr>
         <w:pStyle w:val="Heading2"/>
       </w:pPr>
       <w:r>
-        <w:t xml:space="preserve">Aufgabe 3 – Objekte und Attribute (7 Punkte)</w:t>
+        <w:t xml:space="preserve">Aufgabe 3 – Digitale Medien, Inhalt und Design (4 Punkte)</w:t>
+      </w:r>
+    </w:p>
+    <w:p>
+      <w:pPr>
+        <w:pStyle w:val="FirstParagraph"/>
+      </w:pPr>
+      <w:r>
+        <w:t xml:space="preserve">Eine Gruppe erstellt eine Präsentation mit vielen Animationen, sehr kleiner Schrift und mehreren Bildern ohne Quellenangabe.</w:t>
+      </w:r>
+    </w:p>
+    <w:p>
+      <w:pPr>
+        <w:numPr>
+          <w:ilvl w:val="0"/>
+          <w:numId w:val="1003"/>
+        </w:numPr>
+        <w:pStyle w:val="Compact"/>
+      </w:pPr>
+      <w:r>
+        <w:t xml:space="preserve">Nenne einen inhaltlichen und einen gestalterischen Verbesserungsbedarf. (2 P)</w:t>
+      </w:r>
+    </w:p>
+    <w:p>
+      <w:pPr>
+        <w:numPr>
+          <w:ilvl w:val="0"/>
+          <w:numId w:val="1003"/>
+        </w:numPr>
+        <w:pStyle w:val="Compact"/>
+      </w:pPr>
+      <w:r>
+        <w:t xml:space="preserve">Erkläre, warum Inhalt und Design getrennt betrachtet werden sollten. (2 P)</w:t>
+      </w:r>
+    </w:p>
+    <w:bookmarkEnd w:id="22"/>
+    <w:bookmarkStart w:id="23" w:name="X5ae9871b33db1f2e5b53d3a7cb8ba0051e57c40"/>
+    <w:p>
+      <w:pPr>
+        <w:pStyle w:val="Heading2"/>
+      </w:pPr>
+      <w:r>
+        <w:t xml:space="preserve">Aufgabe 4 – Objekte, Attribute und Methoden (6 Punkte)</w:t>
       </w:r>
     </w:p>
     <w:p>
@@ -308,7 +350,7 @@
       <w:pPr>
         <w:numPr>
           <w:ilvl w:val="0"/>
-          <w:numId w:val="1003"/>
+          <w:numId w:val="1004"/>
         </w:numPr>
         <w:pStyle w:val="Compact"/>
       </w:pPr>
@@ -333,7 +375,7 @@
       <w:pPr>
         <w:numPr>
           <w:ilvl w:val="0"/>
-          <w:numId w:val="1003"/>
+          <w:numId w:val="1004"/>
         </w:numPr>
         <w:pStyle w:val="Compact"/>
       </w:pPr>
@@ -351,14 +393,14 @@
         <w:t xml:space="preserve">Attribute</w:t>
       </w:r>
       <w:r>
-        <w:t xml:space="preserve">. (3 P)</w:t>
+        <w:t xml:space="preserve">. (2 P)</w:t>
       </w:r>
     </w:p>
     <w:p>
       <w:pPr>
         <w:numPr>
           <w:ilvl w:val="0"/>
-          <w:numId w:val="1003"/>
+          <w:numId w:val="1004"/>
         </w:numPr>
         <w:pStyle w:val="Compact"/>
       </w:pPr>
@@ -383,7 +425,7 @@
       <w:pPr>
         <w:numPr>
           <w:ilvl w:val="0"/>
-          <w:numId w:val="1003"/>
+          <w:numId w:val="1004"/>
         </w:numPr>
         <w:pStyle w:val="Compact"/>
       </w:pPr>
@@ -418,14 +460,14 @@
         <w:t xml:space="preserve">. (2 P)</w:t>
       </w:r>
     </w:p>
-    <w:bookmarkEnd w:id="22"/>
-    <w:bookmarkStart w:id="23" w:name="aufgabe-4-klasse-und-objekt-4-punkte"/>
+    <w:bookmarkEnd w:id="23"/>
+    <w:bookmarkStart w:id="24" w:name="X4ed87df78d5e4c5e5d45d1d69ae1225bf262533"/>
     <w:p>
       <w:pPr>
         <w:pStyle w:val="Heading2"/>
       </w:pPr>
       <w:r>
-        <w:t xml:space="preserve">Aufgabe 4 – Klasse und Objekt (4 Punkte)</w:t>
+        <w:t xml:space="preserve">Aufgabe 5 – Klasse, Objekt und Zustand (4 Punkte)</w:t>
       </w:r>
     </w:p>
     <w:p>
@@ -440,7 +482,7 @@
       <w:pPr>
         <w:numPr>
           <w:ilvl w:val="0"/>
-          <w:numId w:val="1004"/>
+          <w:numId w:val="1005"/>
         </w:numPr>
         <w:pStyle w:val="Compact"/>
       </w:pPr>
@@ -467,72 +509,50 @@
       <w:pPr>
         <w:numPr>
           <w:ilvl w:val="0"/>
-          <w:numId w:val="1004"/>
+          <w:numId w:val="1005"/>
         </w:numPr>
         <w:pStyle w:val="Compact"/>
       </w:pPr>
       <w:r>
-        <w:t xml:space="preserve">Nenne zwei sinnvolle Attribute der Klasse. (2 P)</w:t>
+        <w:t xml:space="preserve">Ein Fahrrad-Objekt ändert seine Farbe von rot zu blau. Ändert sich dadurch die Klasse</w:t>
+      </w:r>
+      <w:r>
+        <w:t xml:space="preserve"> </w:t>
+      </w:r>
+      <w:r>
+        <w:rPr>
+          <w:rStyle w:val="VerbatimChar"/>
+        </w:rPr>
+        <w:t xml:space="preserve">Fahrrad</w:t>
+      </w:r>
+      <w:r>
+        <w:t xml:space="preserve">? Begründe. (2 P)</w:t>
       </w:r>
     </w:p>
-    <w:bookmarkEnd w:id="23"/>
-    <w:bookmarkStart w:id="24" w:name="X9ec206c3e00105578478ea34a8aa02e7e38e17b"/>
+    <w:bookmarkEnd w:id="24"/>
+    <w:bookmarkStart w:id="25" w:name="Xce848673e8455a523e7aadf422f0a70f8e58731"/>
     <w:p>
       <w:pPr>
         <w:pStyle w:val="Heading2"/>
       </w:pPr>
       <w:r>
-        <w:t xml:space="preserve">Aufgabe 5 – Software auswählen und Automatisierung (4 Punkte)</w:t>
+        <w:t xml:space="preserve">Aufgabe 6 – Daten verantwortungsvoll nutzen (6 Punkte)</w:t>
       </w:r>
     </w:p>
     <w:p>
       <w:pPr>
-        <w:numPr>
-          <w:ilvl w:val="0"/>
-          <w:numId w:val="1005"/>
-        </w:numPr>
-        <w:pStyle w:val="Compact"/>
+        <w:pStyle w:val="FirstParagraph"/>
       </w:pPr>
       <w:r>
-        <w:t xml:space="preserve">Welche Softwareart eignet sich besonders zum Auswerten einer Umfrage mit vielen Zahlenwerten? Begründe. (2 P)</w:t>
+        <w:t xml:space="preserve">Du findest im Internet ein Foto deiner Klasse und möchtest es in einer öffentlich zugänglichen Präsentation verwenden.</w:t>
       </w:r>
     </w:p>
     <w:p>
       <w:pPr>
-        <w:numPr>
-          <w:ilvl w:val="0"/>
-          <w:numId w:val="1005"/>
-        </w:numPr>
-        <w:pStyle w:val="Compact"/>
+        <w:pStyle w:val="BodyText"/>
       </w:pPr>
       <w:r>
-        <w:t xml:space="preserve">Nenne eine Funktion einer Anwendersoftware, die Arbeit automatisch übernimmt, und erkläre kurz, was automatisiert wird. (2 P)</w:t>
-      </w:r>
-    </w:p>
-    <w:bookmarkEnd w:id="24"/>
-    <w:bookmarkStart w:id="25" w:name="X8b8a129cd682a4e09f6af0da29167043b23bbaa"/>
-    <w:p>
-      <w:pPr>
-        <w:pStyle w:val="Heading2"/>
-      </w:pPr>
-      <w:r>
-        <w:t xml:space="preserve">Aufgabe 6 – Daten verantwortungsvoll nutzen (4 Punkte)</w:t>
-      </w:r>
-    </w:p>
-    <w:p>
-      <w:pPr>
-        <w:pStyle w:val="FirstParagraph"/>
-      </w:pPr>
-      <w:r>
-        <w:t xml:space="preserve">Du findest im Internet ein Foto deiner Klasse, das du in einer öffentlich zugänglichen Präsentation verwenden möchtest.</w:t>
-      </w:r>
-    </w:p>
-    <w:p>
-      <w:pPr>
-        <w:pStyle w:val="BodyText"/>
-      </w:pPr>
-      <w:r>
-        <w:t xml:space="preserve">Nenne vier Punkte, die du vor einer Veröffentlichung prüfen solltest.</w:t>
+        <w:t xml:space="preserve">Nenne und erläutere sechs Punkte, die du vor einer Veröffentlichung prüfen solltest. Berücksichtige dabei auch Quelle/Zitat, Persönlichkeitsrechte, Metadaten oder Dokumentenschutz.</w:t>
       </w:r>
     </w:p>
     <w:p>
@@ -551,13 +571,13 @@
         <w:t xml:space="preserve">Lösung – Leistungskontrolle Repräsentation von Daten</w:t>
       </w:r>
     </w:p>
-    <w:bookmarkStart w:id="27" w:name="aufgabe-1-6-punkte"/>
+    <w:bookmarkStart w:id="27" w:name="aufgabe-1-5-punkte"/>
     <w:p>
       <w:pPr>
         <w:pStyle w:val="Heading2"/>
       </w:pPr>
       <w:r>
-        <w:t xml:space="preserve">Aufgabe 1 – 6 Punkte</w:t>
+        <w:t xml:space="preserve">Aufgabe 1 – 5 Punkte</w:t>
       </w:r>
     </w:p>
     <w:p>
@@ -581,7 +601,7 @@
         <w:pStyle w:val="Compact"/>
       </w:pPr>
       <w:r>
-        <w:t xml:space="preserve">Beispiele: 18 °C, 18 Euro, 18 Personen, Hausnummer 18. Zwei sinnvolle unterschiedliche Kontexte: 3 P.</w:t>
+        <w:t xml:space="preserve">Beispiele: 18 °C, 18 Euro, 18 Personen, Hausnummer 18. Zwei sinnvolle unterschiedliche Kontexte: je 1 P.</w:t>
       </w:r>
     </w:p>
     <w:bookmarkEnd w:id="27"/>
@@ -603,7 +623,7 @@
         <w:pStyle w:val="Compact"/>
       </w:pPr>
       <w:r>
-        <w:t xml:space="preserve">Diagramm, da die Entwicklung/Änderung schnell sichtbar wird. – 2 P</w:t>
+        <w:t xml:space="preserve">Diagramm, da die Entwicklung/Änderung über die Zeit schnell sichtbar wird. – 1,5 P</w:t>
       </w:r>
     </w:p>
     <w:p>
@@ -615,7 +635,7 @@
         <w:pStyle w:val="Compact"/>
       </w:pPr>
       <w:r>
-        <w:t xml:space="preserve">Tabelle, da Zeiten und Fächer systematisch zugeordnet werden können. – 2 P</w:t>
+        <w:t xml:space="preserve">Tabelle, da Zeiten, Fächer und Räume systematisch zugeordnet werden können. – 1,5 P</w:t>
       </w:r>
     </w:p>
     <w:p>
@@ -626,27 +646,52 @@
         </w:numPr>
         <w:pStyle w:val="Compact"/>
       </w:pPr>
+      <w:r>
+        <w:t xml:space="preserve">Tabellenkalkulation, da viele Zahlen strukturiert erfasst, berechnet, sortiert und grafisch ausgewertet werden können. – 2 P</w:t>
+      </w:r>
+    </w:p>
+    <w:bookmarkEnd w:id="28"/>
+    <w:bookmarkStart w:id="29" w:name="aufgabe-3-4-punkte"/>
+    <w:p>
+      <w:pPr>
+        <w:pStyle w:val="Heading2"/>
+      </w:pPr>
+      <w:r>
+        <w:t xml:space="preserve">Aufgabe 3 – 4 Punkte</w:t>
+      </w:r>
     </w:p>
     <w:p>
       <w:pPr>
         <w:numPr>
-          <w:ilvl w:val="1"/>
+          <w:ilvl w:val="0"/>
           <w:numId w:val="1008"/>
         </w:numPr>
         <w:pStyle w:val="Compact"/>
       </w:pPr>
       <w:r>
-        <w:t xml:space="preserve">B. Barrierefreiheit, fehlende Textsuche oder unklare Interpretation ohne Beschreibung. – 1 P</w:t>
+        <w:t xml:space="preserve">Inhaltlich: z. B. fehlende Quellen, unklare Aussage, fehlende Zielgruppe. Gestalterisch: z. B. zu kleine Schrift, ablenkende Animationen, schlechte Kontraste. – 2 P</w:t>
       </w:r>
     </w:p>
-    <w:bookmarkEnd w:id="28"/>
-    <w:bookmarkStart w:id="29" w:name="aufgabe-3-7-punkte"/>
     <w:p>
       <w:pPr>
+        <w:numPr>
+          <w:ilvl w:val="0"/>
+          <w:numId w:val="1008"/>
+        </w:numPr>
+        <w:pStyle w:val="Compact"/>
+      </w:pPr>
+      <w:r>
+        <w:t xml:space="preserve">Inhalt beschreibt, was vermittelt werden soll; Design beschreibt, wie es dargestellt wird. Beides muss zusammenpassen, aber getrennt geprüft werden, damit Gestaltung die Verständlichkeit unterstützt und den Inhalt nicht verfälscht. – 2 P</w:t>
+      </w:r>
+    </w:p>
+    <w:bookmarkEnd w:id="29"/>
+    <w:bookmarkStart w:id="30" w:name="aufgabe-4-6-punkte"/>
+    <w:p>
+      <w:pPr>
         <w:pStyle w:val="Heading2"/>
       </w:pPr>
       <w:r>
-        <w:t xml:space="preserve">Aufgabe 3 – 7 Punkte</w:t>
+        <w:t xml:space="preserve">Aufgabe 4 – 6 Punkte</w:t>
       </w:r>
     </w:p>
     <w:p>
@@ -670,7 +715,7 @@
         <w:pStyle w:val="Compact"/>
       </w:pPr>
       <w:r>
-        <w:t xml:space="preserve">Breite, Höhe, Drehung. – 3 P</w:t>
+        <w:t xml:space="preserve">Breite, Höhe, Drehung. Drei Attribute: insgesamt 2 P</w:t>
       </w:r>
     </w:p>
     <w:p>
@@ -745,14 +790,14 @@
         <w:t xml:space="preserve">Löschen entfernt/verwaltet das Objekt; Breite ändern verändert einen Attributwert des bestehenden Objekts. – 2 P</w:t>
       </w:r>
     </w:p>
-    <w:bookmarkEnd w:id="29"/>
-    <w:bookmarkStart w:id="30" w:name="aufgabe-4-4-punkte"/>
+    <w:bookmarkEnd w:id="30"/>
+    <w:bookmarkStart w:id="31" w:name="aufgabe-5-4-punkte"/>
     <w:p>
       <w:pPr>
         <w:pStyle w:val="Heading2"/>
       </w:pPr>
       <w:r>
-        <w:t xml:space="preserve">Aufgabe 4 – 4 Punkte</w:t>
+        <w:t xml:space="preserve">Aufgabe 5 – 4 Punkte</w:t>
       </w:r>
     </w:p>
     <w:p>
@@ -764,7 +809,7 @@
         <w:pStyle w:val="Compact"/>
       </w:pPr>
       <w:r>
-        <w:t xml:space="preserve">Die Klasse beschreibt gemeinsame Eigenschaften bzw. mögliche Methoden ähnlicher Fahrrad-Objekte. – 2 P</w:t>
+        <w:t xml:space="preserve">Die Klasse beschreibt gemeinsame Eigenschaften und mögliche Methoden ähnlicher Fahrrad-Objekte, z. B. Farbe, Gangzahl, bremsen, fahren. – 2 P</w:t>
       </w:r>
     </w:p>
     <w:p>
@@ -775,85 +820,33 @@
         </w:numPr>
         <w:pStyle w:val="Compact"/>
       </w:pPr>
-    </w:p>
-    <w:p>
-      <w:pPr>
-        <w:numPr>
-          <w:ilvl w:val="1"/>
-          <w:numId w:val="1012"/>
-        </w:numPr>
-        <w:pStyle w:val="Compact"/>
-      </w:pPr>
       <w:r>
-        <w:t xml:space="preserve">B. Farbe, Gangzahl, Rahmengröße. – je 1 P</w:t>
+        <w:t xml:space="preserve">Nein. Es ändert sich nur der Zustand bzw. ein Attributwert des konkreten Objekts. Die Klasse bleibt der gemeinsame Bauplan für Fahrrad-Objekte. – 2 P</w:t>
       </w:r>
     </w:p>
-    <w:bookmarkEnd w:id="30"/>
-    <w:bookmarkStart w:id="31" w:name="aufgabe-5-4-punkte"/>
+    <w:bookmarkEnd w:id="31"/>
+    <w:bookmarkStart w:id="32" w:name="aufgabe-6-6-punkte"/>
     <w:p>
       <w:pPr>
         <w:pStyle w:val="Heading2"/>
       </w:pPr>
       <w:r>
-        <w:t xml:space="preserve">Aufgabe 5 – 4 Punkte</w:t>
+        <w:t xml:space="preserve">Aufgabe 6 – 6 Punkte</w:t>
       </w:r>
     </w:p>
     <w:p>
       <w:pPr>
-        <w:numPr>
-          <w:ilvl w:val="0"/>
-          <w:numId w:val="1013"/>
-        </w:numPr>
-        <w:pStyle w:val="Compact"/>
+        <w:pStyle w:val="FirstParagraph"/>
       </w:pPr>
       <w:r>
-        <w:t xml:space="preserve">Tabellenkalkulation; Zahlen lassen sich strukturiert erfassen, berechnen und auswerten. – 2 P</w:t>
+        <w:t xml:space="preserve">Je sinnvoll erläuterter Aspekt 1 P, z. B.:</w:t>
       </w:r>
     </w:p>
     <w:p>
       <w:pPr>
         <w:numPr>
           <w:ilvl w:val="0"/>
-          <w:numId w:val="1013"/>
-        </w:numPr>
-        <w:pStyle w:val="Compact"/>
-      </w:pPr>
-    </w:p>
-    <w:p>
-      <w:pPr>
-        <w:numPr>
-          <w:ilvl w:val="1"/>
-          <w:numId w:val="1014"/>
-        </w:numPr>
-        <w:pStyle w:val="Compact"/>
-      </w:pPr>
-      <w:r>
-        <w:t xml:space="preserve">B. Rechtschreibprüfung, automatische Summe, Formatvorlage, Farbanpassung. Funktion + Erklärung: 2 P.</w:t>
-      </w:r>
-    </w:p>
-    <w:bookmarkEnd w:id="31"/>
-    <w:bookmarkStart w:id="32" w:name="aufgabe-6-4-punkte"/>
-    <w:p>
-      <w:pPr>
-        <w:pStyle w:val="Heading2"/>
-      </w:pPr>
-      <w:r>
-        <w:t xml:space="preserve">Aufgabe 6 – 4 Punkte</w:t>
-      </w:r>
-    </w:p>
-    <w:p>
-      <w:pPr>
-        <w:pStyle w:val="FirstParagraph"/>
-      </w:pPr>
-      <w:r>
-        <w:t xml:space="preserve">Je sinnvoller Aspekt 1 P, z. B.:</w:t>
-      </w:r>
-    </w:p>
-    <w:p>
-      <w:pPr>
-        <w:numPr>
-          <w:ilvl w:val="0"/>
-          <w:numId w:val="1015"/>
+          <w:numId w:val="1012"/>
         </w:numPr>
         <w:pStyle w:val="Compact"/>
       </w:pPr>
@@ -865,7 +858,7 @@
       <w:pPr>
         <w:numPr>
           <w:ilvl w:val="0"/>
-          <w:numId w:val="1015"/>
+          <w:numId w:val="1012"/>
         </w:numPr>
         <w:pStyle w:val="Compact"/>
       </w:pPr>
@@ -877,7 +870,7 @@
       <w:pPr>
         <w:numPr>
           <w:ilvl w:val="0"/>
-          <w:numId w:val="1015"/>
+          <w:numId w:val="1012"/>
         </w:numPr>
         <w:pStyle w:val="Compact"/>
       </w:pPr>
@@ -889,7 +882,31 @@
       <w:pPr>
         <w:numPr>
           <w:ilvl w:val="0"/>
-          <w:numId w:val="1015"/>
+          <w:numId w:val="1012"/>
+        </w:numPr>
+        <w:pStyle w:val="Compact"/>
+      </w:pPr>
+      <w:r>
+        <w:t xml:space="preserve">notwendige Quellenangabe bzw. korrektes Zitat</w:t>
+      </w:r>
+    </w:p>
+    <w:p>
+      <w:pPr>
+        <w:numPr>
+          <w:ilvl w:val="0"/>
+          <w:numId w:val="1012"/>
+        </w:numPr>
+        <w:pStyle w:val="Compact"/>
+      </w:pPr>
+      <w:r>
+        <w:t xml:space="preserve">kein Plagiat, eigene und fremde Beiträge erkennbar trennen</w:t>
+      </w:r>
+    </w:p>
+    <w:p>
+      <w:pPr>
+        <w:numPr>
+          <w:ilvl w:val="0"/>
+          <w:numId w:val="1012"/>
         </w:numPr>
         <w:pStyle w:val="Compact"/>
       </w:pPr>
@@ -901,32 +918,56 @@
       <w:pPr>
         <w:numPr>
           <w:ilvl w:val="0"/>
-          <w:numId w:val="1015"/>
+          <w:numId w:val="1012"/>
         </w:numPr>
         <w:pStyle w:val="Compact"/>
       </w:pPr>
       <w:r>
-        <w:t xml:space="preserve">notwendige Quellenangabe</w:t>
+        <w:t xml:space="preserve">Metadaten prüfen, z. B. Standort oder Autor im Bild/Dokument</w:t>
       </w:r>
     </w:p>
     <w:p>
       <w:pPr>
         <w:numPr>
           <w:ilvl w:val="0"/>
-          <w:numId w:val="1015"/>
+          <w:numId w:val="1012"/>
         </w:numPr>
         <w:pStyle w:val="Compact"/>
       </w:pPr>
       <w:r>
-        <w:t xml:space="preserve">schulische Vorgaben bzw. Datenschutzregeln</w:t>
+        <w:t xml:space="preserve">Dokumentenschutz/Freigaben prüfen</w:t>
       </w:r>
     </w:p>
     <w:p>
       <w:pPr>
+        <w:numPr>
+          <w:ilvl w:val="0"/>
+          <w:numId w:val="1012"/>
+        </w:numPr>
+        <w:pStyle w:val="Compact"/>
+      </w:pPr>
+      <w:r>
+        <w:t xml:space="preserve">schulische Vorgaben bzw. Datenschutzregeln beachten</w:t>
+      </w:r>
+    </w:p>
+    <w:p>
+      <w:pPr>
+        <w:numPr>
+          <w:ilvl w:val="0"/>
+          <w:numId w:val="1012"/>
+        </w:numPr>
+        <w:pStyle w:val="Compact"/>
+      </w:pPr>
+      <w:r>
+        <w:t xml:space="preserve">Manipulation oder Kontext des Bildes prüfen</w:t>
+      </w:r>
+    </w:p>
+    <w:p>
+      <w:pPr>
         <w:pStyle w:val="FirstParagraph"/>
       </w:pPr>
       <w:r>
-        <w:t xml:space="preserve">Maximal 4 Punkte.</w:t>
+        <w:t xml:space="preserve">Maximal 6 Punkte. Sinngemäß korrekte Antworten werden anerkannt.</w:t>
       </w:r>
     </w:p>
     <w:bookmarkEnd w:id="32"/>
@@ -961,7 +1002,7 @@
       <w:rPr>
         <w:sz w:val="16"/>
       </w:rPr>
-      <w:t>Unterrichtsmaterial Oberschule Sachsen · Version v0.4.0-356-g3db0967-dirty · Build 17.08.2026</w:t>
+      <w:t>Unterrichtsmaterial Oberschule Sachsen · Version v0.4.0-378-g61c0f2a-dirty · Build 17.08.2026</w:t>
     </w:r>
   </w:p>
 </w:ftr>
@@ -1758,33 +1799,33 @@
     </w:lvlOverride>
   </w:num>
   <w:num w:numId="1008">
-    <w:abstractNumId w:val="997126"/>
+    <w:abstractNumId w:val="99411"/>
     <w:lvlOverride w:ilvl="0">
-      <w:startOverride w:val="26"/>
+      <w:startOverride w:val="1"/>
     </w:lvlOverride>
     <w:lvlOverride w:ilvl="1">
-      <w:startOverride w:val="26"/>
+      <w:startOverride w:val="1"/>
     </w:lvlOverride>
     <w:lvlOverride w:ilvl="2">
-      <w:startOverride w:val="26"/>
+      <w:startOverride w:val="1"/>
     </w:lvlOverride>
     <w:lvlOverride w:ilvl="3">
-      <w:startOverride w:val="26"/>
+      <w:startOverride w:val="1"/>
     </w:lvlOverride>
     <w:lvlOverride w:ilvl="4">
-      <w:startOverride w:val="26"/>
+      <w:startOverride w:val="1"/>
     </w:lvlOverride>
     <w:lvlOverride w:ilvl="5">
-      <w:startOverride w:val="26"/>
+      <w:startOverride w:val="1"/>
     </w:lvlOverride>
     <w:lvlOverride w:ilvl="6">
-      <w:startOverride w:val="26"/>
+      <w:startOverride w:val="1"/>
     </w:lvlOverride>
     <w:lvlOverride w:ilvl="7">
-      <w:startOverride w:val="26"/>
+      <w:startOverride w:val="1"/>
     </w:lvlOverride>
     <w:lvlOverride w:ilvl="8">
-      <w:startOverride w:val="26"/>
+      <w:startOverride w:val="1"/>
     </w:lvlOverride>
   </w:num>
   <w:num w:numId="1009">
@@ -1878,96 +1919,6 @@
     </w:lvlOverride>
   </w:num>
   <w:num w:numId="1012">
-    <w:abstractNumId w:val="997126"/>
-    <w:lvlOverride w:ilvl="0">
-      <w:startOverride w:val="26"/>
-    </w:lvlOverride>
-    <w:lvlOverride w:ilvl="1">
-      <w:startOverride w:val="26"/>
-    </w:lvlOverride>
-    <w:lvlOverride w:ilvl="2">
-      <w:startOverride w:val="26"/>
-    </w:lvlOverride>
-    <w:lvlOverride w:ilvl="3">
-      <w:startOverride w:val="26"/>
-    </w:lvlOverride>
-    <w:lvlOverride w:ilvl="4">
-      <w:startOverride w:val="26"/>
-    </w:lvlOverride>
-    <w:lvlOverride w:ilvl="5">
-      <w:startOverride w:val="26"/>
-    </w:lvlOverride>
-    <w:lvlOverride w:ilvl="6">
-      <w:startOverride w:val="26"/>
-    </w:lvlOverride>
-    <w:lvlOverride w:ilvl="7">
-      <w:startOverride w:val="26"/>
-    </w:lvlOverride>
-    <w:lvlOverride w:ilvl="8">
-      <w:startOverride w:val="26"/>
-    </w:lvlOverride>
-  </w:num>
-  <w:num w:numId="1013">
-    <w:abstractNumId w:val="99411"/>
-    <w:lvlOverride w:ilvl="0">
-      <w:startOverride w:val="1"/>
-    </w:lvlOverride>
-    <w:lvlOverride w:ilvl="1">
-      <w:startOverride w:val="1"/>
-    </w:lvlOverride>
-    <w:lvlOverride w:ilvl="2">
-      <w:startOverride w:val="1"/>
-    </w:lvlOverride>
-    <w:lvlOverride w:ilvl="3">
-      <w:startOverride w:val="1"/>
-    </w:lvlOverride>
-    <w:lvlOverride w:ilvl="4">
-      <w:startOverride w:val="1"/>
-    </w:lvlOverride>
-    <w:lvlOverride w:ilvl="5">
-      <w:startOverride w:val="1"/>
-    </w:lvlOverride>
-    <w:lvlOverride w:ilvl="6">
-      <w:startOverride w:val="1"/>
-    </w:lvlOverride>
-    <w:lvlOverride w:ilvl="7">
-      <w:startOverride w:val="1"/>
-    </w:lvlOverride>
-    <w:lvlOverride w:ilvl="8">
-      <w:startOverride w:val="1"/>
-    </w:lvlOverride>
-  </w:num>
-  <w:num w:numId="1014">
-    <w:abstractNumId w:val="997126"/>
-    <w:lvlOverride w:ilvl="0">
-      <w:startOverride w:val="26"/>
-    </w:lvlOverride>
-    <w:lvlOverride w:ilvl="1">
-      <w:startOverride w:val="26"/>
-    </w:lvlOverride>
-    <w:lvlOverride w:ilvl="2">
-      <w:startOverride w:val="26"/>
-    </w:lvlOverride>
-    <w:lvlOverride w:ilvl="3">
-      <w:startOverride w:val="26"/>
-    </w:lvlOverride>
-    <w:lvlOverride w:ilvl="4">
-      <w:startOverride w:val="26"/>
-    </w:lvlOverride>
-    <w:lvlOverride w:ilvl="5">
-      <w:startOverride w:val="26"/>
-    </w:lvlOverride>
-    <w:lvlOverride w:ilvl="6">
-      <w:startOverride w:val="26"/>
-    </w:lvlOverride>
-    <w:lvlOverride w:ilvl="7">
-      <w:startOverride w:val="26"/>
-    </w:lvlOverride>
-    <w:lvlOverride w:ilvl="8">
-      <w:startOverride w:val="26"/>
-    </w:lvlOverride>
-  </w:num>
-  <w:num w:numId="1015">
     <w:abstractNumId w:val="991"/>
   </w:num>
 </w:numbering>

--- a/Ausgabe/Klasse_7/02_Repraesentation_von_Daten/09_Lernkontrollen.docx
+++ b/Ausgabe/Klasse_7/02_Repraesentation_von_Daten/09_Lernkontrollen.docx
@@ -126,13 +126,13 @@
         <w:t xml:space="preserve">30 Punkte</w:t>
       </w:r>
     </w:p>
-    <w:bookmarkStart w:id="20" w:name="aufgabe-1-information-und-daten-6-punkte"/>
+    <w:bookmarkStart w:id="20" w:name="aufgabe-1-information-und-daten-5-punkte"/>
     <w:p>
       <w:pPr>
         <w:pStyle w:val="Heading2"/>
       </w:pPr>
       <w:r>
-        <w:t xml:space="preserve">Aufgabe 1 – Information und Daten (6 Punkte)</w:t>
+        <w:t xml:space="preserve">Aufgabe 1 – Information und Daten (5 Punkte)</w:t>
       </w:r>
     </w:p>
     <w:p>
@@ -200,17 +200,17 @@
         <w:t xml:space="preserve"> </w:t>
       </w:r>
       <w:r>
-        <w:t xml:space="preserve">steht allein auf einem Zettel. Nenne zwei verschiedene Kontexte, in denen daraus unterschiedliche Informationen werden. (3 P)</w:t>
+        <w:t xml:space="preserve">steht allein auf einem Zettel. Nenne zwei verschiedene Kontexte, in denen daraus unterschiedliche Informationen werden. (2 P)</w:t>
       </w:r>
     </w:p>
     <w:bookmarkEnd w:id="20"/>
-    <w:bookmarkStart w:id="21" w:name="aufgabe-2-darstellungsformen-5-punkte"/>
+    <w:bookmarkStart w:id="21" w:name="Xfe21d8805844e48c60de8b63c41b5a1aa92ee7a"/>
     <w:p>
       <w:pPr>
         <w:pStyle w:val="Heading2"/>
       </w:pPr>
       <w:r>
-        <w:t xml:space="preserve">Aufgabe 2 – Darstellungsformen (5 Punkte)</w:t>
+        <w:t xml:space="preserve">Aufgabe 2 – Darstellungsformen und Softwareauswahl (5 Punkte)</w:t>
       </w:r>
     </w:p>
     <w:p>
@@ -218,7 +218,7 @@
         <w:pStyle w:val="FirstParagraph"/>
       </w:pPr>
       <w:r>
-        <w:t xml:space="preserve">Wähle jeweils eine geeignete Darstellungsform und begründe kurz:</w:t>
+        <w:t xml:space="preserve">Wähle jeweils eine geeignete Darstellungsform oder Softwareart und begründe kurz:</w:t>
       </w:r>
     </w:p>
     <w:p>
@@ -230,7 +230,7 @@
         <w:pStyle w:val="Compact"/>
       </w:pPr>
       <w:r>
-        <w:t xml:space="preserve">Entwicklung der Temperatur über sieben Tage. (2 P)</w:t>
+        <w:t xml:space="preserve">Entwicklung der Temperatur über sieben Tage. (1 P)</w:t>
       </w:r>
     </w:p>
     <w:p>
@@ -242,7 +242,7 @@
         <w:pStyle w:val="Compact"/>
       </w:pPr>
       <w:r>
-        <w:t xml:space="preserve">genauer Stundenplan einer Klasse. (2 P)</w:t>
+        <w:t xml:space="preserve">genauer Stundenplan einer Klasse. (1 P)</w:t>
       </w:r>
     </w:p>
     <w:p>
@@ -254,17 +254,104 @@
         <w:pStyle w:val="Compact"/>
       </w:pPr>
       <w:r>
+        <w:t xml:space="preserve">Auswertung einer Klassenumfrage mit vielen Zahlenwerten. (1 P)</w:t>
+      </w:r>
+    </w:p>
+    <w:p>
+      <w:pPr>
+        <w:numPr>
+          <w:ilvl w:val="0"/>
+          <w:numId w:val="1002"/>
+        </w:numPr>
+        <w:pStyle w:val="Compact"/>
+      </w:pPr>
+      <w:r>
+        <w:t xml:space="preserve">kurzer Erklärfilm mit Bild und Ton. (1 P)</w:t>
+      </w:r>
+    </w:p>
+    <w:p>
+      <w:pPr>
+        <w:numPr>
+          <w:ilvl w:val="0"/>
+          <w:numId w:val="1002"/>
+        </w:numPr>
+        <w:pStyle w:val="Compact"/>
+      </w:pPr>
+      <w:r>
         <w:t xml:space="preserve">Nenne einen Nachteil, wenn eine wichtige Information ausschließlich als Bild angeboten wird. (1 P)</w:t>
       </w:r>
     </w:p>
     <w:bookmarkEnd w:id="21"/>
-    <w:bookmarkStart w:id="22" w:name="aufgabe-3-objekte-und-attribute-7-punkte"/>
+    <w:bookmarkStart w:id="22" w:name="Xd2045f70b2ebd3abc931d51bffe637559e99673"/>
     <w:p>
       <w:pPr>
         <w:pStyle w:val="Heading2"/>
       </w:pPr>
       <w:r>
-        <w:t xml:space="preserve">Aufgabe 3 – Objekte und Attribute (7 Punkte)</w:t>
+        <w:t xml:space="preserve">Aufgabe 3 – Inhalt, Design und Automatisierung (5 Punkte)</w:t>
+      </w:r>
+    </w:p>
+    <w:p>
+      <w:pPr>
+        <w:numPr>
+          <w:ilvl w:val="0"/>
+          <w:numId w:val="1003"/>
+        </w:numPr>
+        <w:pStyle w:val="Compact"/>
+      </w:pPr>
+      <w:r>
+        <w:t xml:space="preserve">Ordne zu:</w:t>
+      </w:r>
+      <w:r>
+        <w:t xml:space="preserve"> </w:t>
+      </w:r>
+      <w:r>
+        <w:rPr>
+          <w:bCs/>
+          <w:b/>
+        </w:rPr>
+        <w:t xml:space="preserve">Inhalt</w:t>
+      </w:r>
+      <w:r>
+        <w:t xml:space="preserve"> </w:t>
+      </w:r>
+      <w:r>
+        <w:t xml:space="preserve">oder</w:t>
+      </w:r>
+      <w:r>
+        <w:t xml:space="preserve"> </w:t>
+      </w:r>
+      <w:r>
+        <w:rPr>
+          <w:bCs/>
+          <w:b/>
+        </w:rPr>
+        <w:t xml:space="preserve">Design/Gestaltung</w:t>
+      </w:r>
+      <w:r>
+        <w:t xml:space="preserve">: Überschrift, Schriftgröße, Aussage „Beginn: 15 Uhr“, Hintergrundfarbe. (2 P)</w:t>
+      </w:r>
+    </w:p>
+    <w:p>
+      <w:pPr>
+        <w:numPr>
+          <w:ilvl w:val="0"/>
+          <w:numId w:val="1003"/>
+        </w:numPr>
+        <w:pStyle w:val="Compact"/>
+      </w:pPr>
+      <w:r>
+        <w:t xml:space="preserve">Nenne eine automatische Funktion einer Anwendersoftware und beschreibe nach dem Schema Eingabe → Verarbeitung → Ergebnis, was automatisiert wird. (3 P)</w:t>
+      </w:r>
+    </w:p>
+    <w:bookmarkEnd w:id="22"/>
+    <w:bookmarkStart w:id="23" w:name="X82f3e037f2e2e814bb183cfb39024d4237495c8"/>
+    <w:p>
+      <w:pPr>
+        <w:pStyle w:val="Heading2"/>
+      </w:pPr>
+      <w:r>
+        <w:t xml:space="preserve">Aufgabe 4 – Objekte, Attribute, Klassen und Methoden (7 Punkte)</w:t>
       </w:r>
     </w:p>
     <w:p>
@@ -308,7 +395,7 @@
       <w:pPr>
         <w:numPr>
           <w:ilvl w:val="0"/>
-          <w:numId w:val="1003"/>
+          <w:numId w:val="1004"/>
         </w:numPr>
         <w:pStyle w:val="Compact"/>
       </w:pPr>
@@ -333,7 +420,7 @@
       <w:pPr>
         <w:numPr>
           <w:ilvl w:val="0"/>
-          <w:numId w:val="1003"/>
+          <w:numId w:val="1004"/>
         </w:numPr>
         <w:pStyle w:val="Compact"/>
       </w:pPr>
@@ -358,7 +445,7 @@
       <w:pPr>
         <w:numPr>
           <w:ilvl w:val="0"/>
-          <w:numId w:val="1003"/>
+          <w:numId w:val="1004"/>
         </w:numPr>
         <w:pStyle w:val="Compact"/>
       </w:pPr>
@@ -383,27 +470,12 @@
       <w:pPr>
         <w:numPr>
           <w:ilvl w:val="0"/>
-          <w:numId w:val="1003"/>
+          <w:numId w:val="1004"/>
         </w:numPr>
         <w:pStyle w:val="Compact"/>
       </w:pPr>
       <w:r>
-        <w:t xml:space="preserve">Erkläre den Unterschied zwischen</w:t>
-      </w:r>
-      <w:r>
-        <w:t xml:space="preserve"> </w:t>
-      </w:r>
-      <w:r>
-        <w:rPr>
-          <w:rStyle w:val="VerbatimChar"/>
-        </w:rPr>
-        <w:t xml:space="preserve">Bild löschen</w:t>
-      </w:r>
-      <w:r>
-        <w:t xml:space="preserve"> </w:t>
-      </w:r>
-      <w:r>
-        <w:t xml:space="preserve">und</w:t>
+        <w:t xml:space="preserve">Erkläre, warum</w:t>
       </w:r>
       <w:r>
         <w:t xml:space="preserve"> </w:t>
@@ -415,37 +487,10 @@
         <w:t xml:space="preserve">Breite ändern</w:t>
       </w:r>
       <w:r>
-        <w:t xml:space="preserve">. (2 P)</w:t>
+        <w:t xml:space="preserve"> </w:t>
       </w:r>
-    </w:p>
-    <w:bookmarkEnd w:id="22"/>
-    <w:bookmarkStart w:id="23" w:name="aufgabe-4-klasse-und-objekt-4-punkte"/>
-    <w:p>
-      <w:pPr>
-        <w:pStyle w:val="Heading2"/>
-      </w:pPr>
       <w:r>
-        <w:t xml:space="preserve">Aufgabe 4 – Klasse und Objekt (4 Punkte)</w:t>
-      </w:r>
-    </w:p>
-    <w:p>
-      <w:pPr>
-        <w:pStyle w:val="FirstParagraph"/>
-      </w:pPr>
-      <w:r>
-        <w:t xml:space="preserve">Gegeben sind drei konkrete Fahrräder mit unterschiedlicher Farbe und Gangzahl.</w:t>
-      </w:r>
-    </w:p>
-    <w:p>
-      <w:pPr>
-        <w:numPr>
-          <w:ilvl w:val="0"/>
-          <w:numId w:val="1004"/>
-        </w:numPr>
-        <w:pStyle w:val="Compact"/>
-      </w:pPr>
-      <w:r>
-        <w:t xml:space="preserve">Erkläre, was die Klasse</w:t>
+        <w:t xml:space="preserve">den Zustand des konkreten Bildes ändert, aber nicht die Klasse</w:t>
       </w:r>
       <w:r>
         <w:t xml:space="preserve"> </w:t>
@@ -454,35 +499,72 @@
         <w:rPr>
           <w:rStyle w:val="VerbatimChar"/>
         </w:rPr>
-        <w:t xml:space="preserve">Fahrrad</w:t>
+        <w:t xml:space="preserve">Bild</w:t>
+      </w:r>
+      <w:r>
+        <w:t xml:space="preserve">. (2 P)</w:t>
+      </w:r>
+    </w:p>
+    <w:bookmarkEnd w:id="23"/>
+    <w:bookmarkStart w:id="24" w:name="X0a7e9948cab683cd010820388d4cfaad5dd6380"/>
+    <w:p>
+      <w:pPr>
+        <w:pStyle w:val="Heading2"/>
+      </w:pPr>
+      <w:r>
+        <w:t xml:space="preserve">Aufgabe 5 – Inhaltsdaten, Metadaten und Dokumentenschutz (4 Punkte)</w:t>
+      </w:r>
+    </w:p>
+    <w:p>
+      <w:pPr>
+        <w:pStyle w:val="FirstParagraph"/>
+      </w:pPr>
+      <w:r>
+        <w:t xml:space="preserve">Ein Foto wird in einer Präsentation verwendet.</w:t>
+      </w:r>
+    </w:p>
+    <w:p>
+      <w:pPr>
+        <w:numPr>
+          <w:ilvl w:val="0"/>
+          <w:numId w:val="1005"/>
+        </w:numPr>
+        <w:pStyle w:val="Compact"/>
+      </w:pPr>
+      <w:r>
+        <w:t xml:space="preserve">Nenne ein Beispiel für</w:t>
       </w:r>
       <w:r>
         <w:t xml:space="preserve"> </w:t>
       </w:r>
       <w:r>
-        <w:t xml:space="preserve">beschreibt. (2 P)</w:t>
+        <w:rPr>
+          <w:bCs/>
+          <w:b/>
+        </w:rPr>
+        <w:t xml:space="preserve">Inhaltsdaten</w:t>
       </w:r>
-    </w:p>
-    <w:p>
-      <w:pPr>
-        <w:numPr>
-          <w:ilvl w:val="0"/>
-          <w:numId w:val="1004"/>
-        </w:numPr>
-        <w:pStyle w:val="Compact"/>
-      </w:pPr>
       <w:r>
-        <w:t xml:space="preserve">Nenne zwei sinnvolle Attribute der Klasse. (2 P)</w:t>
+        <w:t xml:space="preserve"> </w:t>
       </w:r>
-    </w:p>
-    <w:bookmarkEnd w:id="23"/>
-    <w:bookmarkStart w:id="24" w:name="X9ec206c3e00105578478ea34a8aa02e7e38e17b"/>
-    <w:p>
-      <w:pPr>
-        <w:pStyle w:val="Heading2"/>
-      </w:pPr>
       <w:r>
-        <w:t xml:space="preserve">Aufgabe 5 – Software auswählen und Automatisierung (4 Punkte)</w:t>
+        <w:t xml:space="preserve">und ein Beispiel für</w:t>
+      </w:r>
+      <w:r>
+        <w:t xml:space="preserve"> </w:t>
+      </w:r>
+      <w:r>
+        <w:rPr>
+          <w:bCs/>
+          <w:b/>
+        </w:rPr>
+        <w:t xml:space="preserve">Metadaten</w:t>
+      </w:r>
+      <w:r>
+        <w:t xml:space="preserve"> </w:t>
+      </w:r>
+      <w:r>
+        <w:t xml:space="preserve">dieses Fotos. (2 P)</w:t>
       </w:r>
     </w:p>
     <w:p>
@@ -494,29 +576,17 @@
         <w:pStyle w:val="Compact"/>
       </w:pPr>
       <w:r>
-        <w:t xml:space="preserve">Welche Softwareart eignet sich besonders zum Auswerten einer Umfrage mit vielen Zahlenwerten? Begründe. (2 P)</w:t>
-      </w:r>
-    </w:p>
-    <w:p>
-      <w:pPr>
-        <w:numPr>
-          <w:ilvl w:val="0"/>
-          <w:numId w:val="1005"/>
-        </w:numPr>
-        <w:pStyle w:val="Compact"/>
-      </w:pPr>
-      <w:r>
-        <w:t xml:space="preserve">Nenne eine Funktion einer Anwendersoftware, die Arbeit automatisch übernimmt, und erkläre kurz, was automatisiert wird. (2 P)</w:t>
+        <w:t xml:space="preserve">Nenne zwei Maßnahmen, mit denen ein Dokument oder eine Datei vor ungewolltem Zugriff oder Verlust geschützt werden kann. (2 P)</w:t>
       </w:r>
     </w:p>
     <w:bookmarkEnd w:id="24"/>
-    <w:bookmarkStart w:id="25" w:name="X8b8a129cd682a4e09f6af0da29167043b23bbaa"/>
+    <w:bookmarkStart w:id="25" w:name="Xe9f81a5a5fc6529aeec5a3925fee803e9adf5e9"/>
     <w:p>
       <w:pPr>
         <w:pStyle w:val="Heading2"/>
       </w:pPr>
       <w:r>
-        <w:t xml:space="preserve">Aufgabe 6 – Daten verantwortungsvoll nutzen (4 Punkte)</w:t>
+        <w:t xml:space="preserve">Aufgabe 6 – Daten und Medien verantwortungsvoll nutzen (4 Punkte)</w:t>
       </w:r>
     </w:p>
     <w:p>
@@ -532,7 +602,7 @@
         <w:pStyle w:val="BodyText"/>
       </w:pPr>
       <w:r>
-        <w:t xml:space="preserve">Nenne vier Punkte, die du vor einer Veröffentlichung prüfen solltest.</w:t>
+        <w:t xml:space="preserve">Nenne vier Punkte, die du vor einer Veröffentlichung prüfen solltest. Berücksichtige Rechte, Quelle, Datenschutz und mögliche Manipulation.</w:t>
       </w:r>
     </w:p>
     <w:p>
@@ -551,13 +621,13 @@
         <w:t xml:space="preserve">Lösung – Leistungskontrolle Repräsentation von Daten</w:t>
       </w:r>
     </w:p>
-    <w:bookmarkStart w:id="27" w:name="aufgabe-1-6-punkte"/>
+    <w:bookmarkStart w:id="27" w:name="aufgabe-1-5-punkte"/>
     <w:p>
       <w:pPr>
         <w:pStyle w:val="Heading2"/>
       </w:pPr>
       <w:r>
-        <w:t xml:space="preserve">Aufgabe 1 – 6 Punkte</w:t>
+        <w:t xml:space="preserve">Aufgabe 1 – 5 Punkte</w:t>
       </w:r>
     </w:p>
     <w:p>
@@ -581,7 +651,7 @@
         <w:pStyle w:val="Compact"/>
       </w:pPr>
       <w:r>
-        <w:t xml:space="preserve">Beispiele: 18 °C, 18 Euro, 18 Personen, Hausnummer 18. Zwei sinnvolle unterschiedliche Kontexte: 3 P.</w:t>
+        <w:t xml:space="preserve">Beispiele: 18 °C, 18 Euro, 18 Personen, Hausnummer 18. Zwei sinnvolle unterschiedliche Kontexte: je 1 P.</w:t>
       </w:r>
     </w:p>
     <w:bookmarkEnd w:id="27"/>
@@ -596,6 +666,14 @@
     </w:p>
     <w:p>
       <w:pPr>
+        <w:pStyle w:val="FirstParagraph"/>
+      </w:pPr>
+      <w:r>
+        <w:t xml:space="preserve">Je 1 P für geeignete Wahl mit kurzer Begründung:</w:t>
+      </w:r>
+    </w:p>
+    <w:p>
+      <w:pPr>
         <w:numPr>
           <w:ilvl w:val="0"/>
           <w:numId w:val="1007"/>
@@ -603,7 +681,7 @@
         <w:pStyle w:val="Compact"/>
       </w:pPr>
       <w:r>
-        <w:t xml:space="preserve">Diagramm, da die Entwicklung/Änderung schnell sichtbar wird. – 2 P</w:t>
+        <w:t xml:space="preserve">Diagramm, da die Entwicklung/Änderung schnell sichtbar wird.</w:t>
       </w:r>
     </w:p>
     <w:p>
@@ -615,7 +693,7 @@
         <w:pStyle w:val="Compact"/>
       </w:pPr>
       <w:r>
-        <w:t xml:space="preserve">Tabelle, da Zeiten und Fächer systematisch zugeordnet werden können. – 2 P</w:t>
+        <w:t xml:space="preserve">Tabelle, da Zeiten und Fächer systematisch zugeordnet werden können.</w:t>
       </w:r>
     </w:p>
     <w:p>
@@ -626,6 +704,30 @@
         </w:numPr>
         <w:pStyle w:val="Compact"/>
       </w:pPr>
+      <w:r>
+        <w:t xml:space="preserve">Tabellenkalkulation, da viele Zahlen strukturiert erfasst, berechnet und grafisch dargestellt werden können.</w:t>
+      </w:r>
+    </w:p>
+    <w:p>
+      <w:pPr>
+        <w:numPr>
+          <w:ilvl w:val="0"/>
+          <w:numId w:val="1007"/>
+        </w:numPr>
+        <w:pStyle w:val="Compact"/>
+      </w:pPr>
+      <w:r>
+        <w:t xml:space="preserve">Video-/Animationssoftware oder Präsentationssoftware mit Audio/Video, da Bild, Ton und Ablauf kombiniert werden.</w:t>
+      </w:r>
+    </w:p>
+    <w:p>
+      <w:pPr>
+        <w:numPr>
+          <w:ilvl w:val="0"/>
+          <w:numId w:val="1007"/>
+        </w:numPr>
+        <w:pStyle w:val="Compact"/>
+      </w:pPr>
     </w:p>
     <w:p>
       <w:pPr>
@@ -636,17 +738,17 @@
         <w:pStyle w:val="Compact"/>
       </w:pPr>
       <w:r>
-        <w:t xml:space="preserve">B. Barrierefreiheit, fehlende Textsuche oder unklare Interpretation ohne Beschreibung. – 1 P</w:t>
+        <w:t xml:space="preserve">B. Barrierefreiheit, fehlende Textsuche, schwer zitierbar oder unklare Interpretation ohne Beschreibung.</w:t>
       </w:r>
     </w:p>
     <w:bookmarkEnd w:id="28"/>
-    <w:bookmarkStart w:id="29" w:name="aufgabe-3-7-punkte"/>
+    <w:bookmarkStart w:id="29" w:name="aufgabe-3-5-punkte"/>
     <w:p>
       <w:pPr>
         <w:pStyle w:val="Heading2"/>
       </w:pPr>
       <w:r>
-        <w:t xml:space="preserve">Aufgabe 3 – 7 Punkte</w:t>
+        <w:t xml:space="preserve">Aufgabe 3 – 5 Punkte</w:t>
       </w:r>
     </w:p>
     <w:p>
@@ -658,7 +760,7 @@
         <w:pStyle w:val="Compact"/>
       </w:pPr>
       <w:r>
-        <w:t xml:space="preserve">Das konkrete Bild in der Präsentation. – 1 P</w:t>
+        <w:t xml:space="preserve">Inhalt: Überschrift, Aussage „Beginn: 15 Uhr“. Design/Gestaltung: Schriftgröße, Hintergrundfarbe. Je richtige Zuordnung 0,5 P, insgesamt 2 P.</w:t>
       </w:r>
     </w:p>
     <w:p>
@@ -670,6 +772,40 @@
         <w:pStyle w:val="Compact"/>
       </w:pPr>
       <w:r>
+        <w:t xml:space="preserve">Beispiel: Rechtschreibprüfung. Eingabe: geschriebener Text. Verarbeitung: Software vergleicht Wörter/Muster. Ergebnis: Markierung oder Korrekturvorschlag. Andere Beispiele wie automatische Summe, Formatvorlage oder Untertitelvorschlag sind möglich. Funktion + Schema: 3 P.</w:t>
+      </w:r>
+    </w:p>
+    <w:bookmarkEnd w:id="29"/>
+    <w:bookmarkStart w:id="30" w:name="aufgabe-4-7-punkte"/>
+    <w:p>
+      <w:pPr>
+        <w:pStyle w:val="Heading2"/>
+      </w:pPr>
+      <w:r>
+        <w:t xml:space="preserve">Aufgabe 4 – 7 Punkte</w:t>
+      </w:r>
+    </w:p>
+    <w:p>
+      <w:pPr>
+        <w:numPr>
+          <w:ilvl w:val="0"/>
+          <w:numId w:val="1010"/>
+        </w:numPr>
+        <w:pStyle w:val="Compact"/>
+      </w:pPr>
+      <w:r>
+        <w:t xml:space="preserve">Das konkrete Bild in der Präsentation. – 1 P</w:t>
+      </w:r>
+    </w:p>
+    <w:p>
+      <w:pPr>
+        <w:numPr>
+          <w:ilvl w:val="0"/>
+          <w:numId w:val="1010"/>
+        </w:numPr>
+        <w:pStyle w:val="Compact"/>
+      </w:pPr>
+      <w:r>
         <w:t xml:space="preserve">Breite, Höhe, Drehung. – 3 P</w:t>
       </w:r>
     </w:p>
@@ -677,7 +813,7 @@
       <w:pPr>
         <w:numPr>
           <w:ilvl w:val="0"/>
-          <w:numId w:val="1009"/>
+          <w:numId w:val="1010"/>
         </w:numPr>
         <w:pStyle w:val="Compact"/>
       </w:pPr>
@@ -686,7 +822,7 @@
       <w:pPr>
         <w:numPr>
           <w:ilvl w:val="1"/>
-          <w:numId w:val="1010"/>
+          <w:numId w:val="1011"/>
         </w:numPr>
         <w:pStyle w:val="Compact"/>
       </w:pPr>
@@ -737,55 +873,36 @@
       <w:pPr>
         <w:numPr>
           <w:ilvl w:val="0"/>
-          <w:numId w:val="1009"/>
+          <w:numId w:val="1010"/>
         </w:numPr>
         <w:pStyle w:val="Compact"/>
       </w:pPr>
       <w:r>
-        <w:t xml:space="preserve">Löschen entfernt/verwaltet das Objekt; Breite ändern verändert einen Attributwert des bestehenden Objekts. – 2 P</w:t>
+        <w:rPr>
+          <w:rStyle w:val="VerbatimChar"/>
+        </w:rPr>
+        <w:t xml:space="preserve">Breite ändern</w:t>
       </w:r>
-    </w:p>
-    <w:bookmarkEnd w:id="29"/>
-    <w:bookmarkStart w:id="30" w:name="aufgabe-4-4-punkte"/>
-    <w:p>
-      <w:pPr>
-        <w:pStyle w:val="Heading2"/>
-      </w:pPr>
       <w:r>
-        <w:t xml:space="preserve">Aufgabe 4 – 4 Punkte</w:t>
+        <w:t xml:space="preserve"> </w:t>
       </w:r>
-    </w:p>
-    <w:p>
-      <w:pPr>
-        <w:numPr>
-          <w:ilvl w:val="0"/>
-          <w:numId w:val="1011"/>
-        </w:numPr>
-        <w:pStyle w:val="Compact"/>
-      </w:pPr>
       <w:r>
-        <w:t xml:space="preserve">Die Klasse beschreibt gemeinsame Eigenschaften bzw. mögliche Methoden ähnlicher Fahrrad-Objekte. – 2 P</w:t>
+        <w:t xml:space="preserve">verändert einen Attributwert eines konkreten Bildobjekts. Die Klasse</w:t>
       </w:r>
-    </w:p>
-    <w:p>
-      <w:pPr>
-        <w:numPr>
-          <w:ilvl w:val="0"/>
-          <w:numId w:val="1011"/>
-        </w:numPr>
-        <w:pStyle w:val="Compact"/>
-      </w:pPr>
-    </w:p>
-    <w:p>
-      <w:pPr>
-        <w:numPr>
-          <w:ilvl w:val="1"/>
-          <w:numId w:val="1012"/>
-        </w:numPr>
-        <w:pStyle w:val="Compact"/>
-      </w:pPr>
       <w:r>
-        <w:t xml:space="preserve">B. Farbe, Gangzahl, Rahmengröße. – je 1 P</w:t>
+        <w:t xml:space="preserve"> </w:t>
+      </w:r>
+      <w:r>
+        <w:rPr>
+          <w:rStyle w:val="VerbatimChar"/>
+        </w:rPr>
+        <w:t xml:space="preserve">Bild</w:t>
+      </w:r>
+      <w:r>
+        <w:t xml:space="preserve"> </w:t>
+      </w:r>
+      <w:r>
+        <w:t xml:space="preserve">beschreibt weiterhin allgemein, dass Bildobjekte z. B. Breite, Höhe und Drehung besitzen können; sie erhält dadurch keinen konkreten Wert. – 2 P</w:t>
       </w:r>
     </w:p>
     <w:bookmarkEnd w:id="30"/>
@@ -802,12 +919,42 @@
       <w:pPr>
         <w:numPr>
           <w:ilvl w:val="0"/>
-          <w:numId w:val="1013"/>
+          <w:numId w:val="1012"/>
         </w:numPr>
         <w:pStyle w:val="Compact"/>
       </w:pPr>
       <w:r>
-        <w:t xml:space="preserve">Tabellenkalkulation; Zahlen lassen sich strukturiert erfassen, berechnen und auswerten. – 2 P</w:t>
+        <w:t xml:space="preserve">Inhaltsdaten: sichtbarer Bildinhalt, z. B. Personen, Gegenstände, Text im Bild. Metadaten: Aufnahmedatum, Aufnahmeort, Gerät, Dateiname, Dateigröße. Je Beispiel 1 P.</w:t>
+      </w:r>
+    </w:p>
+    <w:p>
+      <w:pPr>
+        <w:numPr>
+          <w:ilvl w:val="0"/>
+          <w:numId w:val="1012"/>
+        </w:numPr>
+        <w:pStyle w:val="Compact"/>
+      </w:pPr>
+      <w:r>
+        <w:t xml:space="preserve">Maßnahmen: Zugriffsrechte/Freigabe prüfen, Passwortschutz, regelmäßiges Backup, sinnvolle Speicherorte, Versionierung, Dokument nur als PDF weitergeben, persönliche Daten entfernen. Zwei sinnvolle Maßnahmen: je 1 P.</w:t>
+      </w:r>
+    </w:p>
+    <w:bookmarkEnd w:id="31"/>
+    <w:bookmarkStart w:id="32" w:name="aufgabe-6-4-punkte"/>
+    <w:p>
+      <w:pPr>
+        <w:pStyle w:val="Heading2"/>
+      </w:pPr>
+      <w:r>
+        <w:t xml:space="preserve">Aufgabe 6 – 4 Punkte</w:t>
+      </w:r>
+    </w:p>
+    <w:p>
+      <w:pPr>
+        <w:pStyle w:val="FirstParagraph"/>
+      </w:pPr>
+      <w:r>
+        <w:t xml:space="preserve">Je sinnvoller Aspekt 1 P, z. B.:</w:t>
       </w:r>
     </w:p>
     <w:p>
@@ -818,45 +965,6 @@
         </w:numPr>
         <w:pStyle w:val="Compact"/>
       </w:pPr>
-    </w:p>
-    <w:p>
-      <w:pPr>
-        <w:numPr>
-          <w:ilvl w:val="1"/>
-          <w:numId w:val="1014"/>
-        </w:numPr>
-        <w:pStyle w:val="Compact"/>
-      </w:pPr>
-      <w:r>
-        <w:t xml:space="preserve">B. Rechtschreibprüfung, automatische Summe, Formatvorlage, Farbanpassung. Funktion + Erklärung: 2 P.</w:t>
-      </w:r>
-    </w:p>
-    <w:bookmarkEnd w:id="31"/>
-    <w:bookmarkStart w:id="32" w:name="aufgabe-6-4-punkte"/>
-    <w:p>
-      <w:pPr>
-        <w:pStyle w:val="Heading2"/>
-      </w:pPr>
-      <w:r>
-        <w:t xml:space="preserve">Aufgabe 6 – 4 Punkte</w:t>
-      </w:r>
-    </w:p>
-    <w:p>
-      <w:pPr>
-        <w:pStyle w:val="FirstParagraph"/>
-      </w:pPr>
-      <w:r>
-        <w:t xml:space="preserve">Je sinnvoller Aspekt 1 P, z. B.:</w:t>
-      </w:r>
-    </w:p>
-    <w:p>
-      <w:pPr>
-        <w:numPr>
-          <w:ilvl w:val="0"/>
-          <w:numId w:val="1015"/>
-        </w:numPr>
-        <w:pStyle w:val="Compact"/>
-      </w:pPr>
       <w:r>
         <w:t xml:space="preserve">Zustimmung/Rechte der abgebildeten Personen</w:t>
       </w:r>
@@ -865,7 +973,7 @@
       <w:pPr>
         <w:numPr>
           <w:ilvl w:val="0"/>
-          <w:numId w:val="1015"/>
+          <w:numId w:val="1013"/>
         </w:numPr>
         <w:pStyle w:val="Compact"/>
       </w:pPr>
@@ -877,7 +985,7 @@
       <w:pPr>
         <w:numPr>
           <w:ilvl w:val="0"/>
-          <w:numId w:val="1015"/>
+          <w:numId w:val="1013"/>
         </w:numPr>
         <w:pStyle w:val="Compact"/>
       </w:pPr>
@@ -889,7 +997,31 @@
       <w:pPr>
         <w:numPr>
           <w:ilvl w:val="0"/>
-          <w:numId w:val="1015"/>
+          <w:numId w:val="1013"/>
+        </w:numPr>
+        <w:pStyle w:val="Compact"/>
+      </w:pPr>
+      <w:r>
+        <w:t xml:space="preserve">notwendige Quellenangabe</w:t>
+      </w:r>
+    </w:p>
+    <w:p>
+      <w:pPr>
+        <w:numPr>
+          <w:ilvl w:val="0"/>
+          <w:numId w:val="1013"/>
+        </w:numPr>
+        <w:pStyle w:val="Compact"/>
+      </w:pPr>
+      <w:r>
+        <w:t xml:space="preserve">Zitat/Plagiat vermeiden</w:t>
+      </w:r>
+    </w:p>
+    <w:p>
+      <w:pPr>
+        <w:numPr>
+          <w:ilvl w:val="0"/>
+          <w:numId w:val="1013"/>
         </w:numPr>
         <w:pStyle w:val="Compact"/>
       </w:pPr>
@@ -901,24 +1033,24 @@
       <w:pPr>
         <w:numPr>
           <w:ilvl w:val="0"/>
-          <w:numId w:val="1015"/>
+          <w:numId w:val="1013"/>
         </w:numPr>
         <w:pStyle w:val="Compact"/>
       </w:pPr>
       <w:r>
-        <w:t xml:space="preserve">notwendige Quellenangabe</w:t>
+        <w:t xml:space="preserve">Datenschutzregeln der Schule</w:t>
       </w:r>
     </w:p>
     <w:p>
       <w:pPr>
         <w:numPr>
           <w:ilvl w:val="0"/>
-          <w:numId w:val="1015"/>
+          <w:numId w:val="1013"/>
         </w:numPr>
         <w:pStyle w:val="Compact"/>
       </w:pPr>
       <w:r>
-        <w:t xml:space="preserve">schulische Vorgaben bzw. Datenschutzregeln</w:t>
+        <w:t xml:space="preserve">Bild und Kontext auf Manipulation bzw. falsche Darstellung prüfen</w:t>
       </w:r>
     </w:p>
     <w:p>
@@ -926,7 +1058,7 @@
         <w:pStyle w:val="FirstParagraph"/>
       </w:pPr>
       <w:r>
-        <w:t xml:space="preserve">Maximal 4 Punkte.</w:t>
+        <w:t xml:space="preserve">Maximal 4 Punkte. Sinngemäß korrekte fachliche Lösungen werden anerkannt.</w:t>
       </w:r>
     </w:p>
     <w:bookmarkEnd w:id="32"/>
@@ -961,7 +1093,7 @@
       <w:rPr>
         <w:sz w:val="16"/>
       </w:rPr>
-      <w:t>Unterrichtsmaterial Oberschule Sachsen · Version v0.4.0-356-g3db0967-dirty · Build 17.08.2026</w:t>
+      <w:t>Unterrichtsmaterial Oberschule Sachsen · Version v0.4.0-367-gb55ec7c-dirty · Build 17.08.2026</w:t>
     </w:r>
   </w:p>
 </w:ftr>
@@ -1818,6 +1950,36 @@
     </w:lvlOverride>
   </w:num>
   <w:num w:numId="1010">
+    <w:abstractNumId w:val="99411"/>
+    <w:lvlOverride w:ilvl="0">
+      <w:startOverride w:val="1"/>
+    </w:lvlOverride>
+    <w:lvlOverride w:ilvl="1">
+      <w:startOverride w:val="1"/>
+    </w:lvlOverride>
+    <w:lvlOverride w:ilvl="2">
+      <w:startOverride w:val="1"/>
+    </w:lvlOverride>
+    <w:lvlOverride w:ilvl="3">
+      <w:startOverride w:val="1"/>
+    </w:lvlOverride>
+    <w:lvlOverride w:ilvl="4">
+      <w:startOverride w:val="1"/>
+    </w:lvlOverride>
+    <w:lvlOverride w:ilvl="5">
+      <w:startOverride w:val="1"/>
+    </w:lvlOverride>
+    <w:lvlOverride w:ilvl="6">
+      <w:startOverride w:val="1"/>
+    </w:lvlOverride>
+    <w:lvlOverride w:ilvl="7">
+      <w:startOverride w:val="1"/>
+    </w:lvlOverride>
+    <w:lvlOverride w:ilvl="8">
+      <w:startOverride w:val="1"/>
+    </w:lvlOverride>
+  </w:num>
+  <w:num w:numId="1011">
     <w:abstractNumId w:val="997126"/>
     <w:lvlOverride w:ilvl="0">
       <w:startOverride w:val="26"/>
@@ -1847,7 +2009,7 @@
       <w:startOverride w:val="26"/>
     </w:lvlOverride>
   </w:num>
-  <w:num w:numId="1011">
+  <w:num w:numId="1012">
     <w:abstractNumId w:val="99411"/>
     <w:lvlOverride w:ilvl="0">
       <w:startOverride w:val="1"/>
@@ -1877,97 +2039,7 @@
       <w:startOverride w:val="1"/>
     </w:lvlOverride>
   </w:num>
-  <w:num w:numId="1012">
-    <w:abstractNumId w:val="997126"/>
-    <w:lvlOverride w:ilvl="0">
-      <w:startOverride w:val="26"/>
-    </w:lvlOverride>
-    <w:lvlOverride w:ilvl="1">
-      <w:startOverride w:val="26"/>
-    </w:lvlOverride>
-    <w:lvlOverride w:ilvl="2">
-      <w:startOverride w:val="26"/>
-    </w:lvlOverride>
-    <w:lvlOverride w:ilvl="3">
-      <w:startOverride w:val="26"/>
-    </w:lvlOverride>
-    <w:lvlOverride w:ilvl="4">
-      <w:startOverride w:val="26"/>
-    </w:lvlOverride>
-    <w:lvlOverride w:ilvl="5">
-      <w:startOverride w:val="26"/>
-    </w:lvlOverride>
-    <w:lvlOverride w:ilvl="6">
-      <w:startOverride w:val="26"/>
-    </w:lvlOverride>
-    <w:lvlOverride w:ilvl="7">
-      <w:startOverride w:val="26"/>
-    </w:lvlOverride>
-    <w:lvlOverride w:ilvl="8">
-      <w:startOverride w:val="26"/>
-    </w:lvlOverride>
-  </w:num>
   <w:num w:numId="1013">
-    <w:abstractNumId w:val="99411"/>
-    <w:lvlOverride w:ilvl="0">
-      <w:startOverride w:val="1"/>
-    </w:lvlOverride>
-    <w:lvlOverride w:ilvl="1">
-      <w:startOverride w:val="1"/>
-    </w:lvlOverride>
-    <w:lvlOverride w:ilvl="2">
-      <w:startOverride w:val="1"/>
-    </w:lvlOverride>
-    <w:lvlOverride w:ilvl="3">
-      <w:startOverride w:val="1"/>
-    </w:lvlOverride>
-    <w:lvlOverride w:ilvl="4">
-      <w:startOverride w:val="1"/>
-    </w:lvlOverride>
-    <w:lvlOverride w:ilvl="5">
-      <w:startOverride w:val="1"/>
-    </w:lvlOverride>
-    <w:lvlOverride w:ilvl="6">
-      <w:startOverride w:val="1"/>
-    </w:lvlOverride>
-    <w:lvlOverride w:ilvl="7">
-      <w:startOverride w:val="1"/>
-    </w:lvlOverride>
-    <w:lvlOverride w:ilvl="8">
-      <w:startOverride w:val="1"/>
-    </w:lvlOverride>
-  </w:num>
-  <w:num w:numId="1014">
-    <w:abstractNumId w:val="997126"/>
-    <w:lvlOverride w:ilvl="0">
-      <w:startOverride w:val="26"/>
-    </w:lvlOverride>
-    <w:lvlOverride w:ilvl="1">
-      <w:startOverride w:val="26"/>
-    </w:lvlOverride>
-    <w:lvlOverride w:ilvl="2">
-      <w:startOverride w:val="26"/>
-    </w:lvlOverride>
-    <w:lvlOverride w:ilvl="3">
-      <w:startOverride w:val="26"/>
-    </w:lvlOverride>
-    <w:lvlOverride w:ilvl="4">
-      <w:startOverride w:val="26"/>
-    </w:lvlOverride>
-    <w:lvlOverride w:ilvl="5">
-      <w:startOverride w:val="26"/>
-    </w:lvlOverride>
-    <w:lvlOverride w:ilvl="6">
-      <w:startOverride w:val="26"/>
-    </w:lvlOverride>
-    <w:lvlOverride w:ilvl="7">
-      <w:startOverride w:val="26"/>
-    </w:lvlOverride>
-    <w:lvlOverride w:ilvl="8">
-      <w:startOverride w:val="26"/>
-    </w:lvlOverride>
-  </w:num>
-  <w:num w:numId="1015">
     <w:abstractNumId w:val="991"/>
   </w:num>
 </w:numbering>

--- a/Ausgabe/Klasse_7/02_Repraesentation_von_Daten/09_Lernkontrollen.docx
+++ b/Ausgabe/Klasse_7/02_Repraesentation_von_Daten/09_Lernkontrollen.docx
@@ -1093,7 +1093,7 @@
       <w:rPr>
         <w:sz w:val="16"/>
       </w:rPr>
-      <w:t>Unterrichtsmaterial Oberschule Sachsen · Version v0.4.0-376-gf442749-dirty · Build 17.08.2026</w:t>
+      <w:t>Unterrichtsmaterial Oberschule Sachsen · Version v0.4.0-410-g8744ce6-dirty · Build 17.08.2026</w:t>
     </w:r>
   </w:p>
 </w:ftr>

--- a/Ausgabe/Klasse_7/02_Repraesentation_von_Daten/09_Lernkontrollen.docx
+++ b/Ausgabe/Klasse_7/02_Repraesentation_von_Daten/09_Lernkontrollen.docx
@@ -1093,7 +1093,7 @@
       <w:rPr>
         <w:sz w:val="16"/>
       </w:rPr>
-      <w:t>Unterrichtsmaterial Oberschule Sachsen · Version v0.4.0-410-g8744ce6-dirty · Build 17.08.2026</w:t>
+      <w:t>Unterrichtsmaterial Oberschule Sachsen · Version v0.4.0-444-gad95bb4-dirty · Build 18.08.2026</w:t>
     </w:r>
   </w:p>
 </w:ftr>

--- a/Ausgabe/Klasse_7/02_Repraesentation_von_Daten/09_Lernkontrollen.docx
+++ b/Ausgabe/Klasse_7/02_Repraesentation_von_Daten/09_Lernkontrollen.docx
@@ -1093,7 +1093,7 @@
       <w:rPr>
         <w:sz w:val="16"/>
       </w:rPr>
-      <w:t>Unterrichtsmaterial Oberschule Sachsen · Version v0.4.0-444-gad95bb4-dirty · Build 18.08.2026</w:t>
+      <w:t>Unterrichtsmaterial Oberschule Sachsen · Version v0.4.0-459-gb11fd20-dirty · Build 18.08.2026</w:t>
     </w:r>
   </w:p>
 </w:ftr>

--- a/Ausgabe/Klasse_7/02_Repraesentation_von_Daten/09_Lernkontrollen.docx
+++ b/Ausgabe/Klasse_7/02_Repraesentation_von_Daten/09_Lernkontrollen.docx
@@ -1093,7 +1093,7 @@
       <w:rPr>
         <w:sz w:val="16"/>
       </w:rPr>
-      <w:t>Unterrichtsmaterial Oberschule Sachsen · Version v0.4.0-459-gb11fd20-dirty · Build 18.08.2026</w:t>
+      <w:t>Unterrichtsmaterial Oberschule Sachsen · Version v0.4.0-444-gad95bb4-dirty · Build 18.08.2026</w:t>
     </w:r>
   </w:p>
 </w:ftr>

--- a/Ausgabe/Klasse_7/02_Repraesentation_von_Daten/09_Lernkontrollen.docx
+++ b/Ausgabe/Klasse_7/02_Repraesentation_von_Daten/09_Lernkontrollen.docx
@@ -1093,7 +1093,7 @@
       <w:rPr>
         <w:sz w:val="16"/>
       </w:rPr>
-      <w:t>Unterrichtsmaterial Oberschule Sachsen · Version v0.4.0-444-gad95bb4-dirty · Build 18.08.2026</w:t>
+      <w:t>Unterrichtsmaterial Oberschule Sachsen · Version v0.4.0-489-gf58e499-dirty · Build 18.08.2026</w:t>
     </w:r>
   </w:p>
 </w:ftr>

--- a/Ausgabe/Klasse_7/02_Repraesentation_von_Daten/09_Lernkontrollen.docx
+++ b/Ausgabe/Klasse_7/02_Repraesentation_von_Daten/09_Lernkontrollen.docx
@@ -1093,7 +1093,7 @@
       <w:rPr>
         <w:sz w:val="16"/>
       </w:rPr>
-      <w:t>Unterrichtsmaterial Oberschule Sachsen · Version v0.4.0-444-gad95bb4-dirty · Build 18.08.2026</w:t>
+      <w:t>Unterrichtsmaterial Oberschule Sachsen · Version v0.4.0-490-g2532335-dirty · Build 18.08.2026</w:t>
     </w:r>
   </w:p>
 </w:ftr>

--- a/Ausgabe/Klasse_7/02_Repraesentation_von_Daten/09_Lernkontrollen.docx
+++ b/Ausgabe/Klasse_7/02_Repraesentation_von_Daten/09_Lernkontrollen.docx
@@ -1093,7 +1093,7 @@
       <w:rPr>
         <w:sz w:val="16"/>
       </w:rPr>
-      <w:t>Unterrichtsmaterial Oberschule Sachsen · Version v0.4.0-490-g2532335-dirty · Build 18.08.2026</w:t>
+      <w:t>Unterrichtsmaterial Oberschule Sachsen · Version v0.4.0-521-gfaabf71-dirty · Build 19.08.2026</w:t>
     </w:r>
   </w:p>
 </w:ftr>

--- a/Ausgabe/Klasse_7/02_Repraesentation_von_Daten/09_Lernkontrollen.docx
+++ b/Ausgabe/Klasse_7/02_Repraesentation_von_Daten/09_Lernkontrollen.docx
@@ -1093,7 +1093,7 @@
       <w:rPr>
         <w:sz w:val="16"/>
       </w:rPr>
-      <w:t>Unterrichtsmaterial Oberschule Sachsen · Version v0.4.0-490-g2532335-dirty · Build 18.08.2026</w:t>
+      <w:t>Unterrichtsmaterial Oberschule Sachsen · Version v0.4.0-521-g87c4bcc-dirty · Build 19.08.2026</w:t>
     </w:r>
   </w:p>
 </w:ftr>

--- a/Ausgabe/Klasse_7/02_Repraesentation_von_Daten/09_Lernkontrollen.docx
+++ b/Ausgabe/Klasse_7/02_Repraesentation_von_Daten/09_Lernkontrollen.docx
@@ -1093,7 +1093,7 @@
       <w:rPr>
         <w:sz w:val="16"/>
       </w:rPr>
-      <w:t>Unterrichtsmaterial Oberschule Sachsen · Version v0.4.0-521-g87c4bcc-dirty · Build 19.08.2026</w:t>
+      <w:t>Unterrichtsmaterial Oberschule Sachsen · Version v0.4.0-527-gca6ed1b-dirty · Build 19.08.2026</w:t>
     </w:r>
   </w:p>
 </w:ftr>

--- a/Ausgabe/Klasse_7/02_Repraesentation_von_Daten/09_Lernkontrollen.docx
+++ b/Ausgabe/Klasse_7/02_Repraesentation_von_Daten/09_Lernkontrollen.docx
@@ -1093,7 +1093,7 @@
       <w:rPr>
         <w:sz w:val="16"/>
       </w:rPr>
-      <w:t>Unterrichtsmaterial Oberschule Sachsen · Version v0.4.0-527-gca6ed1b-dirty · Build 19.08.2026</w:t>
+      <w:t>Unterrichtsmaterial Oberschule Sachsen · Version v0.4.0-530-gbb43ae4-dirty · Build 20.08.2026</w:t>
     </w:r>
   </w:p>
 </w:ftr>

--- a/Ausgabe/Klasse_7/02_Repraesentation_von_Daten/09_Lernkontrollen.docx
+++ b/Ausgabe/Klasse_7/02_Repraesentation_von_Daten/09_Lernkontrollen.docx
@@ -1093,7 +1093,7 @@
       <w:rPr>
         <w:sz w:val="16"/>
       </w:rPr>
-      <w:t>Unterrichtsmaterial Oberschule Sachsen · Version v0.4.0-530-gbb43ae4-dirty · Build 20.08.2026</w:t>
+      <w:t>Unterrichtsmaterial Oberschule Sachsen · Version v0.4.0-534-gc09a6c6-dirty · Build 20.08.2026</w:t>
     </w:r>
   </w:p>
 </w:ftr>
